--- a/8.资源管理/2.运行记录类文件/080203-备品备件应用提升情况说明(截止2025年12月).docx
+++ b/8.资源管理/2.运行记录类文件/080203-备品备件应用提升情况说明(截止2025年12月).docx
@@ -5,15 +5,41 @@
     <w:p>
       <w:pPr>
         <w:pStyle w:val="31"/>
+        <w:keepNext w:val="0"/>
+        <w:keepLines w:val="0"/>
+        <w:pageBreakBefore w:val="0"/>
+        <w:widowControl w:val="0"/>
+        <w:kinsoku w:val="0"/>
+        <w:wordWrap/>
+        <w:overflowPunct/>
+        <w:topLinePunct w:val="0"/>
+        <w:autoSpaceDE w:val="0"/>
+        <w:autoSpaceDN w:val="0"/>
         <w:bidi w:val="0"/>
+        <w:adjustRightInd w:val="0"/>
+        <w:snapToGrid w:val="0"/>
+        <w:textAlignment w:val="baseline"/>
       </w:pPr>
     </w:p>
     <w:p>
       <w:pPr>
         <w:pStyle w:val="31"/>
+        <w:keepNext w:val="0"/>
+        <w:keepLines w:val="0"/>
+        <w:pageBreakBefore w:val="0"/>
+        <w:widowControl w:val="0"/>
+        <w:kinsoku w:val="0"/>
+        <w:wordWrap/>
+        <w:overflowPunct/>
+        <w:topLinePunct w:val="0"/>
+        <w:autoSpaceDE w:val="0"/>
+        <w:autoSpaceDN w:val="0"/>
         <w:bidi w:val="0"/>
+        <w:adjustRightInd w:val="0"/>
+        <w:snapToGrid w:val="0"/>
+        <w:textAlignment w:val="baseline"/>
       </w:pPr>
-      <w:bookmarkStart w:id="0" w:name="_Toc12373"/>
+      <w:bookmarkStart w:id="0" w:name="_Toc4452"/>
       <w:r>
         <w:t>备品备件应用提升情况总结说明</w:t>
       </w:r>
@@ -22,15 +48,42 @@
     <w:p>
       <w:pPr>
         <w:pStyle w:val="12"/>
+        <w:keepNext w:val="0"/>
+        <w:keepLines w:val="0"/>
+        <w:pageBreakBefore w:val="0"/>
+        <w:widowControl w:val="0"/>
+        <w:kinsoku w:val="0"/>
+        <w:wordWrap/>
+        <w:overflowPunct/>
+        <w:topLinePunct w:val="0"/>
+        <w:autoSpaceDE w:val="0"/>
+        <w:autoSpaceDN w:val="0"/>
+        <w:bidi w:val="0"/>
+        <w:adjustRightInd w:val="0"/>
+        <w:snapToGrid w:val="0"/>
         <w:spacing w:line="247" w:lineRule="auto"/>
+        <w:textAlignment w:val="baseline"/>
       </w:pPr>
     </w:p>
     <w:p>
       <w:pPr>
         <w:pStyle w:val="32"/>
+        <w:keepNext w:val="0"/>
+        <w:keepLines w:val="0"/>
+        <w:pageBreakBefore w:val="0"/>
+        <w:widowControl w:val="0"/>
+        <w:kinsoku w:val="0"/>
+        <w:wordWrap/>
+        <w:overflowPunct/>
+        <w:topLinePunct w:val="0"/>
+        <w:autoSpaceDE w:val="0"/>
+        <w:autoSpaceDN w:val="0"/>
         <w:bidi w:val="0"/>
+        <w:adjustRightInd w:val="0"/>
+        <w:snapToGrid w:val="0"/>
+        <w:textAlignment w:val="baseline"/>
       </w:pPr>
-      <w:bookmarkStart w:id="1" w:name="_Toc19737"/>
+      <w:bookmarkStart w:id="1" w:name="_Toc10811"/>
       <w:r>
         <w:t>中达丰集团有限公司</w:t>
       </w:r>
@@ -38,8 +91,22 @@
     </w:p>
     <w:p>
       <w:pPr>
+        <w:keepNext w:val="0"/>
+        <w:keepLines w:val="0"/>
+        <w:pageBreakBefore w:val="0"/>
+        <w:widowControl w:val="0"/>
+        <w:kinsoku w:val="0"/>
+        <w:wordWrap/>
+        <w:overflowPunct/>
+        <w:topLinePunct w:val="0"/>
+        <w:autoSpaceDE w:val="0"/>
+        <w:autoSpaceDN w:val="0"/>
+        <w:bidi w:val="0"/>
+        <w:adjustRightInd w:val="0"/>
+        <w:snapToGrid w:val="0"/>
         <w:spacing w:before="224" w:line="220" w:lineRule="auto"/>
         <w:ind w:left="2790"/>
+        <w:textAlignment w:val="baseline"/>
         <w:rPr>
           <w:rFonts w:ascii="宋体" w:hAnsi="宋体" w:eastAsia="宋体" w:cs="宋体"/>
           <w:sz w:val="36"/>
@@ -87,7 +154,21 @@
     </w:p>
     <w:p>
       <w:pPr>
+        <w:keepNext w:val="0"/>
+        <w:keepLines w:val="0"/>
+        <w:pageBreakBefore w:val="0"/>
+        <w:widowControl w:val="0"/>
+        <w:kinsoku w:val="0"/>
+        <w:wordWrap/>
+        <w:overflowPunct/>
+        <w:topLinePunct w:val="0"/>
+        <w:autoSpaceDE w:val="0"/>
+        <w:autoSpaceDN w:val="0"/>
+        <w:bidi w:val="0"/>
+        <w:adjustRightInd w:val="0"/>
+        <w:snapToGrid w:val="0"/>
         <w:spacing w:line="220" w:lineRule="auto"/>
+        <w:textAlignment w:val="baseline"/>
         <w:rPr>
           <w:rFonts w:ascii="宋体" w:hAnsi="宋体" w:eastAsia="宋体" w:cs="宋体"/>
           <w:sz w:val="36"/>
@@ -102,8 +183,22 @@
     </w:p>
     <w:p>
       <w:pPr>
+        <w:keepNext w:val="0"/>
+        <w:keepLines w:val="0"/>
+        <w:pageBreakBefore w:val="0"/>
+        <w:widowControl w:val="0"/>
+        <w:kinsoku w:val="0"/>
+        <w:wordWrap/>
+        <w:overflowPunct/>
+        <w:topLinePunct w:val="0"/>
+        <w:autoSpaceDE w:val="0"/>
+        <w:autoSpaceDN w:val="0"/>
+        <w:bidi w:val="0"/>
+        <w:adjustRightInd w:val="0"/>
+        <w:snapToGrid w:val="0"/>
         <w:spacing w:before="91" w:line="220" w:lineRule="auto"/>
         <w:ind w:left="4355"/>
+        <w:textAlignment w:val="baseline"/>
         <w:outlineLvl w:val="0"/>
         <w:rPr>
           <w:rFonts w:ascii="宋体" w:hAnsi="宋体" w:eastAsia="宋体" w:cs="宋体"/>
@@ -111,7 +206,7 @@
           <w:szCs w:val="28"/>
         </w:rPr>
       </w:pPr>
-      <w:bookmarkStart w:id="2" w:name="_Toc14641"/>
+      <w:bookmarkStart w:id="2" w:name="_Toc12722"/>
       <w:r>
         <w:rPr>
           <w:rFonts w:ascii="宋体" w:hAnsi="宋体" w:eastAsia="宋体" w:cs="宋体"/>
@@ -125,7 +220,21 @@
     </w:p>
     <w:p>
       <w:pPr>
+        <w:keepNext w:val="0"/>
+        <w:keepLines w:val="0"/>
+        <w:pageBreakBefore w:val="0"/>
+        <w:widowControl w:val="0"/>
+        <w:kinsoku w:val="0"/>
+        <w:wordWrap/>
+        <w:overflowPunct/>
+        <w:topLinePunct w:val="0"/>
+        <w:autoSpaceDE w:val="0"/>
+        <w:autoSpaceDN w:val="0"/>
+        <w:bidi w:val="0"/>
+        <w:adjustRightInd w:val="0"/>
+        <w:snapToGrid w:val="0"/>
         <w:spacing w:line="117" w:lineRule="exact"/>
+        <w:textAlignment w:val="baseline"/>
       </w:pPr>
     </w:p>
     <w:tbl>
@@ -183,8 +292,22 @@
           <w:p>
             <w:pPr>
               <w:pStyle w:val="25"/>
+              <w:keepNext w:val="0"/>
+              <w:keepLines w:val="0"/>
+              <w:pageBreakBefore w:val="0"/>
+              <w:widowControl w:val="0"/>
+              <w:kinsoku w:val="0"/>
+              <w:wordWrap/>
+              <w:overflowPunct/>
+              <w:topLinePunct w:val="0"/>
+              <w:autoSpaceDE w:val="0"/>
+              <w:autoSpaceDN w:val="0"/>
+              <w:bidi w:val="0"/>
+              <w:adjustRightInd w:val="0"/>
+              <w:snapToGrid w:val="0"/>
               <w:spacing w:before="139" w:line="220" w:lineRule="auto"/>
               <w:ind w:left="225"/>
+              <w:textAlignment w:val="baseline"/>
             </w:pPr>
             <w:r>
               <w:rPr>
@@ -202,8 +325,22 @@
           <w:p>
             <w:pPr>
               <w:pStyle w:val="25"/>
+              <w:keepNext w:val="0"/>
+              <w:keepLines w:val="0"/>
+              <w:pageBreakBefore w:val="0"/>
+              <w:widowControl w:val="0"/>
+              <w:kinsoku w:val="0"/>
+              <w:wordWrap/>
+              <w:overflowPunct/>
+              <w:topLinePunct w:val="0"/>
+              <w:autoSpaceDE w:val="0"/>
+              <w:autoSpaceDN w:val="0"/>
+              <w:bidi w:val="0"/>
+              <w:adjustRightInd w:val="0"/>
+              <w:snapToGrid w:val="0"/>
               <w:spacing w:before="139" w:line="220" w:lineRule="auto"/>
               <w:ind w:left="110"/>
+              <w:textAlignment w:val="baseline"/>
             </w:pPr>
             <w:r>
               <w:rPr>
@@ -241,8 +378,22 @@
           <w:p>
             <w:pPr>
               <w:pStyle w:val="25"/>
+              <w:keepNext w:val="0"/>
+              <w:keepLines w:val="0"/>
+              <w:pageBreakBefore w:val="0"/>
+              <w:widowControl w:val="0"/>
+              <w:kinsoku w:val="0"/>
+              <w:wordWrap/>
+              <w:overflowPunct/>
+              <w:topLinePunct w:val="0"/>
+              <w:autoSpaceDE w:val="0"/>
+              <w:autoSpaceDN w:val="0"/>
+              <w:bidi w:val="0"/>
+              <w:adjustRightInd w:val="0"/>
+              <w:snapToGrid w:val="0"/>
               <w:spacing w:before="136" w:line="220" w:lineRule="auto"/>
               <w:ind w:left="435"/>
+              <w:textAlignment w:val="baseline"/>
             </w:pPr>
             <w:r>
               <w:rPr>
@@ -260,8 +411,22 @@
           <w:p>
             <w:pPr>
               <w:pStyle w:val="25"/>
+              <w:keepNext w:val="0"/>
+              <w:keepLines w:val="0"/>
+              <w:pageBreakBefore w:val="0"/>
+              <w:widowControl w:val="0"/>
+              <w:kinsoku w:val="0"/>
+              <w:wordWrap/>
+              <w:overflowPunct/>
+              <w:topLinePunct w:val="0"/>
+              <w:autoSpaceDE w:val="0"/>
+              <w:autoSpaceDN w:val="0"/>
+              <w:bidi w:val="0"/>
+              <w:adjustRightInd w:val="0"/>
+              <w:snapToGrid w:val="0"/>
               <w:spacing w:before="137" w:line="219" w:lineRule="auto"/>
               <w:ind w:left="108"/>
+              <w:textAlignment w:val="baseline"/>
             </w:pPr>
             <w:r>
               <w:rPr>
@@ -299,8 +464,22 @@
           <w:p>
             <w:pPr>
               <w:pStyle w:val="25"/>
+              <w:keepNext w:val="0"/>
+              <w:keepLines w:val="0"/>
+              <w:pageBreakBefore w:val="0"/>
+              <w:widowControl w:val="0"/>
+              <w:kinsoku w:val="0"/>
+              <w:wordWrap/>
+              <w:overflowPunct/>
+              <w:topLinePunct w:val="0"/>
+              <w:autoSpaceDE w:val="0"/>
+              <w:autoSpaceDN w:val="0"/>
+              <w:bidi w:val="0"/>
+              <w:adjustRightInd w:val="0"/>
+              <w:snapToGrid w:val="0"/>
               <w:spacing w:before="139" w:line="219" w:lineRule="auto"/>
               <w:ind w:left="435"/>
+              <w:textAlignment w:val="baseline"/>
             </w:pPr>
             <w:r>
               <w:rPr>
@@ -317,8 +496,22 @@
           <w:p>
             <w:pPr>
               <w:pStyle w:val="25"/>
+              <w:keepNext w:val="0"/>
+              <w:keepLines w:val="0"/>
+              <w:pageBreakBefore w:val="0"/>
+              <w:widowControl w:val="0"/>
+              <w:kinsoku w:val="0"/>
+              <w:wordWrap/>
+              <w:overflowPunct/>
+              <w:topLinePunct w:val="0"/>
+              <w:autoSpaceDE w:val="0"/>
+              <w:autoSpaceDN w:val="0"/>
+              <w:bidi w:val="0"/>
+              <w:adjustRightInd w:val="0"/>
+              <w:snapToGrid w:val="0"/>
               <w:spacing w:before="139" w:line="219" w:lineRule="auto"/>
               <w:ind w:left="361"/>
+              <w:textAlignment w:val="baseline"/>
             </w:pPr>
             <w:r>
               <w:rPr>
@@ -335,8 +528,22 @@
           <w:p>
             <w:pPr>
               <w:pStyle w:val="25"/>
+              <w:keepNext w:val="0"/>
+              <w:keepLines w:val="0"/>
+              <w:pageBreakBefore w:val="0"/>
+              <w:widowControl w:val="0"/>
+              <w:kinsoku w:val="0"/>
+              <w:wordWrap/>
+              <w:overflowPunct/>
+              <w:topLinePunct w:val="0"/>
+              <w:autoSpaceDE w:val="0"/>
+              <w:autoSpaceDN w:val="0"/>
+              <w:bidi w:val="0"/>
+              <w:adjustRightInd w:val="0"/>
+              <w:snapToGrid w:val="0"/>
               <w:spacing w:before="139" w:line="219" w:lineRule="auto"/>
               <w:ind w:left="646"/>
+              <w:textAlignment w:val="baseline"/>
             </w:pPr>
             <w:r>
               <w:rPr>
@@ -353,8 +560,22 @@
           <w:p>
             <w:pPr>
               <w:pStyle w:val="25"/>
+              <w:keepNext w:val="0"/>
+              <w:keepLines w:val="0"/>
+              <w:pageBreakBefore w:val="0"/>
+              <w:widowControl w:val="0"/>
+              <w:kinsoku w:val="0"/>
+              <w:wordWrap/>
+              <w:overflowPunct/>
+              <w:topLinePunct w:val="0"/>
+              <w:autoSpaceDE w:val="0"/>
+              <w:autoSpaceDN w:val="0"/>
+              <w:bidi w:val="0"/>
+              <w:adjustRightInd w:val="0"/>
+              <w:snapToGrid w:val="0"/>
               <w:spacing w:before="139" w:line="220" w:lineRule="auto"/>
               <w:ind w:left="594"/>
+              <w:textAlignment w:val="baseline"/>
             </w:pPr>
             <w:r>
               <w:rPr>
@@ -383,8 +604,22 @@
           <w:p>
             <w:pPr>
               <w:pStyle w:val="25"/>
+              <w:keepNext w:val="0"/>
+              <w:keepLines w:val="0"/>
+              <w:pageBreakBefore w:val="0"/>
+              <w:widowControl w:val="0"/>
+              <w:kinsoku w:val="0"/>
+              <w:wordWrap/>
+              <w:overflowPunct/>
+              <w:topLinePunct w:val="0"/>
+              <w:autoSpaceDE w:val="0"/>
+              <w:autoSpaceDN w:val="0"/>
+              <w:bidi w:val="0"/>
+              <w:adjustRightInd w:val="0"/>
+              <w:snapToGrid w:val="0"/>
               <w:spacing w:before="139" w:line="220" w:lineRule="auto"/>
               <w:ind w:left="587"/>
+              <w:textAlignment w:val="baseline"/>
             </w:pPr>
             <w:r>
               <w:rPr>
@@ -422,8 +657,22 @@
           <w:p>
             <w:pPr>
               <w:pStyle w:val="25"/>
+              <w:keepNext w:val="0"/>
+              <w:keepLines w:val="0"/>
+              <w:pageBreakBefore w:val="0"/>
+              <w:widowControl w:val="0"/>
+              <w:kinsoku w:val="0"/>
+              <w:wordWrap/>
+              <w:overflowPunct/>
+              <w:topLinePunct w:val="0"/>
+              <w:autoSpaceDE w:val="0"/>
+              <w:autoSpaceDN w:val="0"/>
+              <w:bidi w:val="0"/>
+              <w:adjustRightInd w:val="0"/>
+              <w:snapToGrid w:val="0"/>
               <w:spacing w:before="104" w:line="239" w:lineRule="auto"/>
               <w:ind w:left="638"/>
+              <w:textAlignment w:val="baseline"/>
             </w:pPr>
             <w:r>
               <w:rPr>
@@ -440,8 +689,22 @@
           <w:p>
             <w:pPr>
               <w:pStyle w:val="25"/>
+              <w:keepNext w:val="0"/>
+              <w:keepLines w:val="0"/>
+              <w:pageBreakBefore w:val="0"/>
+              <w:widowControl w:val="0"/>
+              <w:kinsoku w:val="0"/>
+              <w:wordWrap/>
+              <w:overflowPunct/>
+              <w:topLinePunct w:val="0"/>
+              <w:autoSpaceDE w:val="0"/>
+              <w:autoSpaceDN w:val="0"/>
+              <w:bidi w:val="0"/>
+              <w:adjustRightInd w:val="0"/>
+              <w:snapToGrid w:val="0"/>
               <w:spacing w:before="104"/>
               <w:ind w:left="362"/>
+              <w:textAlignment w:val="baseline"/>
             </w:pPr>
             <w:r>
               <w:rPr>
@@ -472,8 +735,22 @@
           <w:p>
             <w:pPr>
               <w:pStyle w:val="25"/>
+              <w:keepNext w:val="0"/>
+              <w:keepLines w:val="0"/>
+              <w:pageBreakBefore w:val="0"/>
+              <w:widowControl w:val="0"/>
+              <w:kinsoku w:val="0"/>
+              <w:wordWrap/>
+              <w:overflowPunct/>
+              <w:topLinePunct w:val="0"/>
+              <w:autoSpaceDE w:val="0"/>
+              <w:autoSpaceDN w:val="0"/>
+              <w:bidi w:val="0"/>
+              <w:adjustRightInd w:val="0"/>
+              <w:snapToGrid w:val="0"/>
               <w:spacing w:before="74" w:line="219" w:lineRule="auto"/>
               <w:ind w:left="648"/>
+              <w:textAlignment w:val="baseline"/>
             </w:pPr>
             <w:r>
               <w:rPr>
@@ -490,8 +767,22 @@
           <w:p>
             <w:pPr>
               <w:pStyle w:val="25"/>
+              <w:keepNext w:val="0"/>
+              <w:keepLines w:val="0"/>
+              <w:pageBreakBefore w:val="0"/>
+              <w:widowControl w:val="0"/>
+              <w:kinsoku w:val="0"/>
+              <w:wordWrap/>
+              <w:overflowPunct/>
+              <w:topLinePunct w:val="0"/>
+              <w:autoSpaceDE w:val="0"/>
+              <w:autoSpaceDN w:val="0"/>
+              <w:bidi w:val="0"/>
+              <w:adjustRightInd w:val="0"/>
+              <w:snapToGrid w:val="0"/>
               <w:spacing w:before="75" w:line="220" w:lineRule="auto"/>
               <w:ind w:left="551"/>
+              <w:textAlignment w:val="baseline"/>
               <w:rPr>
                 <w:rFonts w:hint="eastAsia" w:eastAsia="宋体"/>
                 <w:lang w:val="en-US" w:eastAsia="zh-CN"/>
@@ -513,8 +804,22 @@
           <w:p>
             <w:pPr>
               <w:pStyle w:val="25"/>
+              <w:keepNext w:val="0"/>
+              <w:keepLines w:val="0"/>
+              <w:pageBreakBefore w:val="0"/>
+              <w:widowControl w:val="0"/>
+              <w:kinsoku w:val="0"/>
+              <w:wordWrap/>
+              <w:overflowPunct/>
+              <w:topLinePunct w:val="0"/>
+              <w:autoSpaceDE w:val="0"/>
+              <w:autoSpaceDN w:val="0"/>
+              <w:bidi w:val="0"/>
+              <w:adjustRightInd w:val="0"/>
+              <w:snapToGrid w:val="0"/>
               <w:spacing w:before="74" w:line="220" w:lineRule="auto"/>
               <w:ind w:left="476"/>
+              <w:textAlignment w:val="baseline"/>
             </w:pPr>
             <w:r>
               <w:rPr>
@@ -551,6 +856,20 @@
           </w:tcPr>
           <w:p>
             <w:pPr>
+              <w:keepNext w:val="0"/>
+              <w:keepLines w:val="0"/>
+              <w:pageBreakBefore w:val="0"/>
+              <w:widowControl w:val="0"/>
+              <w:kinsoku w:val="0"/>
+              <w:wordWrap/>
+              <w:overflowPunct/>
+              <w:topLinePunct w:val="0"/>
+              <w:autoSpaceDE w:val="0"/>
+              <w:autoSpaceDN w:val="0"/>
+              <w:bidi w:val="0"/>
+              <w:adjustRightInd w:val="0"/>
+              <w:snapToGrid w:val="0"/>
+              <w:textAlignment w:val="baseline"/>
               <w:rPr>
                 <w:rFonts w:ascii="Arial"/>
                 <w:sz w:val="21"/>
@@ -564,6 +883,20 @@
           </w:tcPr>
           <w:p>
             <w:pPr>
+              <w:keepNext w:val="0"/>
+              <w:keepLines w:val="0"/>
+              <w:pageBreakBefore w:val="0"/>
+              <w:widowControl w:val="0"/>
+              <w:kinsoku w:val="0"/>
+              <w:wordWrap/>
+              <w:overflowPunct/>
+              <w:topLinePunct w:val="0"/>
+              <w:autoSpaceDE w:val="0"/>
+              <w:autoSpaceDN w:val="0"/>
+              <w:bidi w:val="0"/>
+              <w:adjustRightInd w:val="0"/>
+              <w:snapToGrid w:val="0"/>
+              <w:textAlignment w:val="baseline"/>
               <w:rPr>
                 <w:rFonts w:ascii="Arial"/>
                 <w:sz w:val="21"/>
@@ -577,6 +910,20 @@
           </w:tcPr>
           <w:p>
             <w:pPr>
+              <w:keepNext w:val="0"/>
+              <w:keepLines w:val="0"/>
+              <w:pageBreakBefore w:val="0"/>
+              <w:widowControl w:val="0"/>
+              <w:kinsoku w:val="0"/>
+              <w:wordWrap/>
+              <w:overflowPunct/>
+              <w:topLinePunct w:val="0"/>
+              <w:autoSpaceDE w:val="0"/>
+              <w:autoSpaceDN w:val="0"/>
+              <w:bidi w:val="0"/>
+              <w:adjustRightInd w:val="0"/>
+              <w:snapToGrid w:val="0"/>
+              <w:textAlignment w:val="baseline"/>
               <w:rPr>
                 <w:rFonts w:ascii="Arial"/>
                 <w:sz w:val="21"/>
@@ -590,6 +937,20 @@
           </w:tcPr>
           <w:p>
             <w:pPr>
+              <w:keepNext w:val="0"/>
+              <w:keepLines w:val="0"/>
+              <w:pageBreakBefore w:val="0"/>
+              <w:widowControl w:val="0"/>
+              <w:kinsoku w:val="0"/>
+              <w:wordWrap/>
+              <w:overflowPunct/>
+              <w:topLinePunct w:val="0"/>
+              <w:autoSpaceDE w:val="0"/>
+              <w:autoSpaceDN w:val="0"/>
+              <w:bidi w:val="0"/>
+              <w:adjustRightInd w:val="0"/>
+              <w:snapToGrid w:val="0"/>
+              <w:textAlignment w:val="baseline"/>
               <w:rPr>
                 <w:rFonts w:ascii="Arial"/>
                 <w:sz w:val="21"/>
@@ -603,6 +964,20 @@
           </w:tcPr>
           <w:p>
             <w:pPr>
+              <w:keepNext w:val="0"/>
+              <w:keepLines w:val="0"/>
+              <w:pageBreakBefore w:val="0"/>
+              <w:widowControl w:val="0"/>
+              <w:kinsoku w:val="0"/>
+              <w:wordWrap/>
+              <w:overflowPunct/>
+              <w:topLinePunct w:val="0"/>
+              <w:autoSpaceDE w:val="0"/>
+              <w:autoSpaceDN w:val="0"/>
+              <w:bidi w:val="0"/>
+              <w:adjustRightInd w:val="0"/>
+              <w:snapToGrid w:val="0"/>
+              <w:textAlignment w:val="baseline"/>
               <w:rPr>
                 <w:rFonts w:ascii="Arial"/>
                 <w:sz w:val="21"/>
@@ -637,6 +1012,20 @@
           </w:tcPr>
           <w:p>
             <w:pPr>
+              <w:keepNext w:val="0"/>
+              <w:keepLines w:val="0"/>
+              <w:pageBreakBefore w:val="0"/>
+              <w:widowControl w:val="0"/>
+              <w:kinsoku w:val="0"/>
+              <w:wordWrap/>
+              <w:overflowPunct/>
+              <w:topLinePunct w:val="0"/>
+              <w:autoSpaceDE w:val="0"/>
+              <w:autoSpaceDN w:val="0"/>
+              <w:bidi w:val="0"/>
+              <w:adjustRightInd w:val="0"/>
+              <w:snapToGrid w:val="0"/>
+              <w:textAlignment w:val="baseline"/>
               <w:rPr>
                 <w:rFonts w:ascii="Arial"/>
                 <w:sz w:val="21"/>
@@ -650,6 +1039,20 @@
           </w:tcPr>
           <w:p>
             <w:pPr>
+              <w:keepNext w:val="0"/>
+              <w:keepLines w:val="0"/>
+              <w:pageBreakBefore w:val="0"/>
+              <w:widowControl w:val="0"/>
+              <w:kinsoku w:val="0"/>
+              <w:wordWrap/>
+              <w:overflowPunct/>
+              <w:topLinePunct w:val="0"/>
+              <w:autoSpaceDE w:val="0"/>
+              <w:autoSpaceDN w:val="0"/>
+              <w:bidi w:val="0"/>
+              <w:adjustRightInd w:val="0"/>
+              <w:snapToGrid w:val="0"/>
+              <w:textAlignment w:val="baseline"/>
               <w:rPr>
                 <w:rFonts w:ascii="Arial"/>
                 <w:sz w:val="21"/>
@@ -663,6 +1066,20 @@
           </w:tcPr>
           <w:p>
             <w:pPr>
+              <w:keepNext w:val="0"/>
+              <w:keepLines w:val="0"/>
+              <w:pageBreakBefore w:val="0"/>
+              <w:widowControl w:val="0"/>
+              <w:kinsoku w:val="0"/>
+              <w:wordWrap/>
+              <w:overflowPunct/>
+              <w:topLinePunct w:val="0"/>
+              <w:autoSpaceDE w:val="0"/>
+              <w:autoSpaceDN w:val="0"/>
+              <w:bidi w:val="0"/>
+              <w:adjustRightInd w:val="0"/>
+              <w:snapToGrid w:val="0"/>
+              <w:textAlignment w:val="baseline"/>
               <w:rPr>
                 <w:rFonts w:ascii="Arial"/>
                 <w:sz w:val="21"/>
@@ -676,6 +1093,20 @@
           </w:tcPr>
           <w:p>
             <w:pPr>
+              <w:keepNext w:val="0"/>
+              <w:keepLines w:val="0"/>
+              <w:pageBreakBefore w:val="0"/>
+              <w:widowControl w:val="0"/>
+              <w:kinsoku w:val="0"/>
+              <w:wordWrap/>
+              <w:overflowPunct/>
+              <w:topLinePunct w:val="0"/>
+              <w:autoSpaceDE w:val="0"/>
+              <w:autoSpaceDN w:val="0"/>
+              <w:bidi w:val="0"/>
+              <w:adjustRightInd w:val="0"/>
+              <w:snapToGrid w:val="0"/>
+              <w:textAlignment w:val="baseline"/>
               <w:rPr>
                 <w:rFonts w:ascii="Arial"/>
                 <w:sz w:val="21"/>
@@ -689,6 +1120,20 @@
           </w:tcPr>
           <w:p>
             <w:pPr>
+              <w:keepNext w:val="0"/>
+              <w:keepLines w:val="0"/>
+              <w:pageBreakBefore w:val="0"/>
+              <w:widowControl w:val="0"/>
+              <w:kinsoku w:val="0"/>
+              <w:wordWrap/>
+              <w:overflowPunct/>
+              <w:topLinePunct w:val="0"/>
+              <w:autoSpaceDE w:val="0"/>
+              <w:autoSpaceDN w:val="0"/>
+              <w:bidi w:val="0"/>
+              <w:adjustRightInd w:val="0"/>
+              <w:snapToGrid w:val="0"/>
+              <w:textAlignment w:val="baseline"/>
               <w:rPr>
                 <w:rFonts w:ascii="Arial"/>
                 <w:sz w:val="21"/>
@@ -723,6 +1168,20 @@
           </w:tcPr>
           <w:p>
             <w:pPr>
+              <w:keepNext w:val="0"/>
+              <w:keepLines w:val="0"/>
+              <w:pageBreakBefore w:val="0"/>
+              <w:widowControl w:val="0"/>
+              <w:kinsoku w:val="0"/>
+              <w:wordWrap/>
+              <w:overflowPunct/>
+              <w:topLinePunct w:val="0"/>
+              <w:autoSpaceDE w:val="0"/>
+              <w:autoSpaceDN w:val="0"/>
+              <w:bidi w:val="0"/>
+              <w:adjustRightInd w:val="0"/>
+              <w:snapToGrid w:val="0"/>
+              <w:textAlignment w:val="baseline"/>
               <w:rPr>
                 <w:rFonts w:ascii="Arial"/>
                 <w:sz w:val="21"/>
@@ -736,6 +1195,20 @@
           </w:tcPr>
           <w:p>
             <w:pPr>
+              <w:keepNext w:val="0"/>
+              <w:keepLines w:val="0"/>
+              <w:pageBreakBefore w:val="0"/>
+              <w:widowControl w:val="0"/>
+              <w:kinsoku w:val="0"/>
+              <w:wordWrap/>
+              <w:overflowPunct/>
+              <w:topLinePunct w:val="0"/>
+              <w:autoSpaceDE w:val="0"/>
+              <w:autoSpaceDN w:val="0"/>
+              <w:bidi w:val="0"/>
+              <w:adjustRightInd w:val="0"/>
+              <w:snapToGrid w:val="0"/>
+              <w:textAlignment w:val="baseline"/>
               <w:rPr>
                 <w:rFonts w:ascii="Arial"/>
                 <w:sz w:val="21"/>
@@ -749,6 +1222,20 @@
           </w:tcPr>
           <w:p>
             <w:pPr>
+              <w:keepNext w:val="0"/>
+              <w:keepLines w:val="0"/>
+              <w:pageBreakBefore w:val="0"/>
+              <w:widowControl w:val="0"/>
+              <w:kinsoku w:val="0"/>
+              <w:wordWrap/>
+              <w:overflowPunct/>
+              <w:topLinePunct w:val="0"/>
+              <w:autoSpaceDE w:val="0"/>
+              <w:autoSpaceDN w:val="0"/>
+              <w:bidi w:val="0"/>
+              <w:adjustRightInd w:val="0"/>
+              <w:snapToGrid w:val="0"/>
+              <w:textAlignment w:val="baseline"/>
               <w:rPr>
                 <w:rFonts w:ascii="Arial"/>
                 <w:sz w:val="21"/>
@@ -762,6 +1249,20 @@
           </w:tcPr>
           <w:p>
             <w:pPr>
+              <w:keepNext w:val="0"/>
+              <w:keepLines w:val="0"/>
+              <w:pageBreakBefore w:val="0"/>
+              <w:widowControl w:val="0"/>
+              <w:kinsoku w:val="0"/>
+              <w:wordWrap/>
+              <w:overflowPunct/>
+              <w:topLinePunct w:val="0"/>
+              <w:autoSpaceDE w:val="0"/>
+              <w:autoSpaceDN w:val="0"/>
+              <w:bidi w:val="0"/>
+              <w:adjustRightInd w:val="0"/>
+              <w:snapToGrid w:val="0"/>
+              <w:textAlignment w:val="baseline"/>
               <w:rPr>
                 <w:rFonts w:ascii="Arial"/>
                 <w:sz w:val="21"/>
@@ -775,6 +1276,20 @@
           </w:tcPr>
           <w:p>
             <w:pPr>
+              <w:keepNext w:val="0"/>
+              <w:keepLines w:val="0"/>
+              <w:pageBreakBefore w:val="0"/>
+              <w:widowControl w:val="0"/>
+              <w:kinsoku w:val="0"/>
+              <w:wordWrap/>
+              <w:overflowPunct/>
+              <w:topLinePunct w:val="0"/>
+              <w:autoSpaceDE w:val="0"/>
+              <w:autoSpaceDN w:val="0"/>
+              <w:bidi w:val="0"/>
+              <w:adjustRightInd w:val="0"/>
+              <w:snapToGrid w:val="0"/>
+              <w:textAlignment w:val="baseline"/>
               <w:rPr>
                 <w:rFonts w:ascii="Arial"/>
                 <w:sz w:val="21"/>
@@ -787,10 +1302,38 @@
     <w:p>
       <w:pPr>
         <w:pStyle w:val="12"/>
+        <w:keepNext w:val="0"/>
+        <w:keepLines w:val="0"/>
+        <w:pageBreakBefore w:val="0"/>
+        <w:widowControl w:val="0"/>
+        <w:kinsoku w:val="0"/>
+        <w:wordWrap/>
+        <w:overflowPunct/>
+        <w:topLinePunct w:val="0"/>
+        <w:autoSpaceDE w:val="0"/>
+        <w:autoSpaceDN w:val="0"/>
+        <w:bidi w:val="0"/>
+        <w:adjustRightInd w:val="0"/>
+        <w:snapToGrid w:val="0"/>
+        <w:textAlignment w:val="baseline"/>
       </w:pPr>
     </w:p>
     <w:p>
       <w:pPr>
+        <w:keepNext w:val="0"/>
+        <w:keepLines w:val="0"/>
+        <w:pageBreakBefore w:val="0"/>
+        <w:widowControl w:val="0"/>
+        <w:kinsoku w:val="0"/>
+        <w:wordWrap/>
+        <w:overflowPunct/>
+        <w:topLinePunct w:val="0"/>
+        <w:autoSpaceDE w:val="0"/>
+        <w:autoSpaceDN w:val="0"/>
+        <w:bidi w:val="0"/>
+        <w:adjustRightInd w:val="0"/>
+        <w:snapToGrid w:val="0"/>
+        <w:textAlignment w:val="baseline"/>
         <w:sectPr>
           <w:headerReference r:id="rId5" w:type="default"/>
           <w:footerReference r:id="rId6" w:type="default"/>
@@ -831,9 +1374,23 @@
       <w:sdtContent>
         <w:p>
           <w:pPr>
+            <w:keepNext w:val="0"/>
+            <w:keepLines w:val="0"/>
+            <w:pageBreakBefore w:val="0"/>
+            <w:widowControl w:val="0"/>
+            <w:kinsoku w:val="0"/>
+            <w:wordWrap/>
+            <w:overflowPunct/>
+            <w:topLinePunct w:val="0"/>
+            <w:autoSpaceDE w:val="0"/>
+            <w:autoSpaceDN w:val="0"/>
+            <w:bidi w:val="0"/>
+            <w:adjustRightInd w:val="0"/>
+            <w:snapToGrid w:val="0"/>
             <w:spacing w:before="0" w:beforeLines="0" w:after="0" w:afterLines="0" w:line="240" w:lineRule="auto"/>
             <w:ind w:left="0" w:leftChars="0" w:right="0" w:rightChars="0" w:firstLine="0" w:firstLineChars="0"/>
             <w:jc w:val="center"/>
+            <w:textAlignment w:val="baseline"/>
           </w:pPr>
           <w:r>
             <w:rPr>
@@ -846,9 +1403,23 @@
         <w:p>
           <w:pPr>
             <w:pStyle w:val="16"/>
+            <w:keepNext w:val="0"/>
+            <w:keepLines w:val="0"/>
+            <w:pageBreakBefore w:val="0"/>
+            <w:widowControl w:val="0"/>
             <w:tabs>
               <w:tab w:val="right" w:leader="dot" w:pos="9806"/>
             </w:tabs>
+            <w:kinsoku w:val="0"/>
+            <w:wordWrap/>
+            <w:overflowPunct/>
+            <w:topLinePunct w:val="0"/>
+            <w:autoSpaceDE w:val="0"/>
+            <w:autoSpaceDN w:val="0"/>
+            <w:bidi w:val="0"/>
+            <w:adjustRightInd w:val="0"/>
+            <w:snapToGrid w:val="0"/>
+            <w:textAlignment w:val="baseline"/>
           </w:pPr>
           <w:r>
             <w:fldChar w:fldCharType="begin"/>
@@ -863,7 +1434,7 @@
             <w:fldChar w:fldCharType="begin"/>
           </w:r>
           <w:r>
-            <w:instrText xml:space="preserve"> HYPERLINK \l _Toc12373 </w:instrText>
+            <w:instrText xml:space="preserve"> HYPERLINK \l _Toc4452 </w:instrText>
           </w:r>
           <w:r>
             <w:fldChar w:fldCharType="separate"/>
@@ -878,7 +1449,7 @@
             <w:fldChar w:fldCharType="begin"/>
           </w:r>
           <w:r>
-            <w:instrText xml:space="preserve"> PAGEREF _Toc12373 \h </w:instrText>
+            <w:instrText xml:space="preserve"> PAGEREF _Toc4452 \h </w:instrText>
           </w:r>
           <w:r>
             <w:fldChar w:fldCharType="separate"/>
@@ -896,15 +1467,29 @@
         <w:p>
           <w:pPr>
             <w:pStyle w:val="16"/>
+            <w:keepNext w:val="0"/>
+            <w:keepLines w:val="0"/>
+            <w:pageBreakBefore w:val="0"/>
+            <w:widowControl w:val="0"/>
             <w:tabs>
               <w:tab w:val="right" w:leader="dot" w:pos="9806"/>
             </w:tabs>
+            <w:kinsoku w:val="0"/>
+            <w:wordWrap/>
+            <w:overflowPunct/>
+            <w:topLinePunct w:val="0"/>
+            <w:autoSpaceDE w:val="0"/>
+            <w:autoSpaceDN w:val="0"/>
+            <w:bidi w:val="0"/>
+            <w:adjustRightInd w:val="0"/>
+            <w:snapToGrid w:val="0"/>
+            <w:textAlignment w:val="baseline"/>
           </w:pPr>
           <w:r>
             <w:fldChar w:fldCharType="begin"/>
           </w:r>
           <w:r>
-            <w:instrText xml:space="preserve"> HYPERLINK \l _Toc19737 </w:instrText>
+            <w:instrText xml:space="preserve"> HYPERLINK \l _Toc10811 </w:instrText>
           </w:r>
           <w:r>
             <w:fldChar w:fldCharType="separate"/>
@@ -919,7 +1504,7 @@
             <w:fldChar w:fldCharType="begin"/>
           </w:r>
           <w:r>
-            <w:instrText xml:space="preserve"> PAGEREF _Toc19737 \h </w:instrText>
+            <w:instrText xml:space="preserve"> PAGEREF _Toc10811 \h </w:instrText>
           </w:r>
           <w:r>
             <w:fldChar w:fldCharType="separate"/>
@@ -937,15 +1522,29 @@
         <w:p>
           <w:pPr>
             <w:pStyle w:val="16"/>
+            <w:keepNext w:val="0"/>
+            <w:keepLines w:val="0"/>
+            <w:pageBreakBefore w:val="0"/>
+            <w:widowControl w:val="0"/>
             <w:tabs>
               <w:tab w:val="right" w:leader="dot" w:pos="9806"/>
             </w:tabs>
+            <w:kinsoku w:val="0"/>
+            <w:wordWrap/>
+            <w:overflowPunct/>
+            <w:topLinePunct w:val="0"/>
+            <w:autoSpaceDE w:val="0"/>
+            <w:autoSpaceDN w:val="0"/>
+            <w:bidi w:val="0"/>
+            <w:adjustRightInd w:val="0"/>
+            <w:snapToGrid w:val="0"/>
+            <w:textAlignment w:val="baseline"/>
           </w:pPr>
           <w:r>
             <w:fldChar w:fldCharType="begin"/>
           </w:r>
           <w:r>
-            <w:instrText xml:space="preserve"> HYPERLINK \l _Toc14641 </w:instrText>
+            <w:instrText xml:space="preserve"> HYPERLINK \l _Toc12722 </w:instrText>
           </w:r>
           <w:r>
             <w:fldChar w:fldCharType="separate"/>
@@ -965,7 +1564,7 @@
             <w:fldChar w:fldCharType="begin"/>
           </w:r>
           <w:r>
-            <w:instrText xml:space="preserve"> PAGEREF _Toc14641 \h </w:instrText>
+            <w:instrText xml:space="preserve"> PAGEREF _Toc12722 \h </w:instrText>
           </w:r>
           <w:r>
             <w:fldChar w:fldCharType="separate"/>
@@ -983,15 +1582,29 @@
         <w:p>
           <w:pPr>
             <w:pStyle w:val="16"/>
+            <w:keepNext w:val="0"/>
+            <w:keepLines w:val="0"/>
+            <w:pageBreakBefore w:val="0"/>
+            <w:widowControl w:val="0"/>
             <w:tabs>
               <w:tab w:val="right" w:leader="dot" w:pos="9806"/>
             </w:tabs>
+            <w:kinsoku w:val="0"/>
+            <w:wordWrap/>
+            <w:overflowPunct/>
+            <w:topLinePunct w:val="0"/>
+            <w:autoSpaceDE w:val="0"/>
+            <w:autoSpaceDN w:val="0"/>
+            <w:bidi w:val="0"/>
+            <w:adjustRightInd w:val="0"/>
+            <w:snapToGrid w:val="0"/>
+            <w:textAlignment w:val="baseline"/>
           </w:pPr>
           <w:r>
             <w:fldChar w:fldCharType="begin"/>
           </w:r>
           <w:r>
-            <w:instrText xml:space="preserve"> HYPERLINK \l _Toc10474 </w:instrText>
+            <w:instrText xml:space="preserve"> HYPERLINK \l _Toc7494 </w:instrText>
           </w:r>
           <w:r>
             <w:fldChar w:fldCharType="separate"/>
@@ -1010,7 +1623,7 @@
             <w:fldChar w:fldCharType="begin"/>
           </w:r>
           <w:r>
-            <w:instrText xml:space="preserve"> PAGEREF _Toc10474 \h </w:instrText>
+            <w:instrText xml:space="preserve"> PAGEREF _Toc7494 \h </w:instrText>
           </w:r>
           <w:r>
             <w:fldChar w:fldCharType="separate"/>
@@ -1028,15 +1641,29 @@
         <w:p>
           <w:pPr>
             <w:pStyle w:val="16"/>
+            <w:keepNext w:val="0"/>
+            <w:keepLines w:val="0"/>
+            <w:pageBreakBefore w:val="0"/>
+            <w:widowControl w:val="0"/>
             <w:tabs>
               <w:tab w:val="right" w:leader="dot" w:pos="9806"/>
             </w:tabs>
+            <w:kinsoku w:val="0"/>
+            <w:wordWrap/>
+            <w:overflowPunct/>
+            <w:topLinePunct w:val="0"/>
+            <w:autoSpaceDE w:val="0"/>
+            <w:autoSpaceDN w:val="0"/>
+            <w:bidi w:val="0"/>
+            <w:adjustRightInd w:val="0"/>
+            <w:snapToGrid w:val="0"/>
+            <w:textAlignment w:val="baseline"/>
           </w:pPr>
           <w:r>
             <w:fldChar w:fldCharType="begin"/>
           </w:r>
           <w:r>
-            <w:instrText xml:space="preserve"> HYPERLINK \l _Toc3117 </w:instrText>
+            <w:instrText xml:space="preserve"> HYPERLINK \l _Toc11472 </w:instrText>
           </w:r>
           <w:r>
             <w:fldChar w:fldCharType="separate"/>
@@ -1055,7 +1682,7 @@
             <w:fldChar w:fldCharType="begin"/>
           </w:r>
           <w:r>
-            <w:instrText xml:space="preserve"> PAGEREF _Toc3117 \h </w:instrText>
+            <w:instrText xml:space="preserve"> PAGEREF _Toc11472 \h </w:instrText>
           </w:r>
           <w:r>
             <w:fldChar w:fldCharType="separate"/>
@@ -1073,15 +1700,29 @@
         <w:p>
           <w:pPr>
             <w:pStyle w:val="17"/>
+            <w:keepNext w:val="0"/>
+            <w:keepLines w:val="0"/>
+            <w:pageBreakBefore w:val="0"/>
+            <w:widowControl w:val="0"/>
             <w:tabs>
               <w:tab w:val="right" w:leader="dot" w:pos="9806"/>
             </w:tabs>
+            <w:kinsoku w:val="0"/>
+            <w:wordWrap/>
+            <w:overflowPunct/>
+            <w:topLinePunct w:val="0"/>
+            <w:autoSpaceDE w:val="0"/>
+            <w:autoSpaceDN w:val="0"/>
+            <w:bidi w:val="0"/>
+            <w:adjustRightInd w:val="0"/>
+            <w:snapToGrid w:val="0"/>
+            <w:textAlignment w:val="baseline"/>
           </w:pPr>
           <w:r>
             <w:fldChar w:fldCharType="begin"/>
           </w:r>
           <w:r>
-            <w:instrText xml:space="preserve"> HYPERLINK \l _Toc8141 </w:instrText>
+            <w:instrText xml:space="preserve"> HYPERLINK \l _Toc16077 </w:instrText>
           </w:r>
           <w:r>
             <w:fldChar w:fldCharType="separate"/>
@@ -1100,7 +1741,7 @@
             <w:fldChar w:fldCharType="begin"/>
           </w:r>
           <w:r>
-            <w:instrText xml:space="preserve"> PAGEREF _Toc8141 \h </w:instrText>
+            <w:instrText xml:space="preserve"> PAGEREF _Toc16077 \h </w:instrText>
           </w:r>
           <w:r>
             <w:fldChar w:fldCharType="separate"/>
@@ -1118,15 +1759,29 @@
         <w:p>
           <w:pPr>
             <w:pStyle w:val="17"/>
+            <w:keepNext w:val="0"/>
+            <w:keepLines w:val="0"/>
+            <w:pageBreakBefore w:val="0"/>
+            <w:widowControl w:val="0"/>
             <w:tabs>
               <w:tab w:val="right" w:leader="dot" w:pos="9806"/>
             </w:tabs>
+            <w:kinsoku w:val="0"/>
+            <w:wordWrap/>
+            <w:overflowPunct/>
+            <w:topLinePunct w:val="0"/>
+            <w:autoSpaceDE w:val="0"/>
+            <w:autoSpaceDN w:val="0"/>
+            <w:bidi w:val="0"/>
+            <w:adjustRightInd w:val="0"/>
+            <w:snapToGrid w:val="0"/>
+            <w:textAlignment w:val="baseline"/>
           </w:pPr>
           <w:r>
             <w:fldChar w:fldCharType="begin"/>
           </w:r>
           <w:r>
-            <w:instrText xml:space="preserve"> HYPERLINK \l _Toc28324 </w:instrText>
+            <w:instrText xml:space="preserve"> HYPERLINK \l _Toc24760 </w:instrText>
           </w:r>
           <w:r>
             <w:fldChar w:fldCharType="separate"/>
@@ -1145,7 +1800,7 @@
             <w:fldChar w:fldCharType="begin"/>
           </w:r>
           <w:r>
-            <w:instrText xml:space="preserve"> PAGEREF _Toc28324 \h </w:instrText>
+            <w:instrText xml:space="preserve"> PAGEREF _Toc24760 \h </w:instrText>
           </w:r>
           <w:r>
             <w:fldChar w:fldCharType="separate"/>
@@ -1163,15 +1818,29 @@
         <w:p>
           <w:pPr>
             <w:pStyle w:val="17"/>
+            <w:keepNext w:val="0"/>
+            <w:keepLines w:val="0"/>
+            <w:pageBreakBefore w:val="0"/>
+            <w:widowControl w:val="0"/>
             <w:tabs>
               <w:tab w:val="right" w:leader="dot" w:pos="9806"/>
             </w:tabs>
+            <w:kinsoku w:val="0"/>
+            <w:wordWrap/>
+            <w:overflowPunct/>
+            <w:topLinePunct w:val="0"/>
+            <w:autoSpaceDE w:val="0"/>
+            <w:autoSpaceDN w:val="0"/>
+            <w:bidi w:val="0"/>
+            <w:adjustRightInd w:val="0"/>
+            <w:snapToGrid w:val="0"/>
+            <w:textAlignment w:val="baseline"/>
           </w:pPr>
           <w:r>
             <w:fldChar w:fldCharType="begin"/>
           </w:r>
           <w:r>
-            <w:instrText xml:space="preserve"> HYPERLINK \l _Toc24357 </w:instrText>
+            <w:instrText xml:space="preserve"> HYPERLINK \l _Toc26181 </w:instrText>
           </w:r>
           <w:r>
             <w:fldChar w:fldCharType="separate"/>
@@ -1190,7 +1859,7 @@
             <w:fldChar w:fldCharType="begin"/>
           </w:r>
           <w:r>
-            <w:instrText xml:space="preserve"> PAGEREF _Toc24357 \h </w:instrText>
+            <w:instrText xml:space="preserve"> PAGEREF _Toc26181 \h </w:instrText>
           </w:r>
           <w:r>
             <w:fldChar w:fldCharType="separate"/>
@@ -1208,15 +1877,29 @@
         <w:p>
           <w:pPr>
             <w:pStyle w:val="16"/>
+            <w:keepNext w:val="0"/>
+            <w:keepLines w:val="0"/>
+            <w:pageBreakBefore w:val="0"/>
+            <w:widowControl w:val="0"/>
             <w:tabs>
               <w:tab w:val="right" w:leader="dot" w:pos="9806"/>
             </w:tabs>
+            <w:kinsoku w:val="0"/>
+            <w:wordWrap/>
+            <w:overflowPunct/>
+            <w:topLinePunct w:val="0"/>
+            <w:autoSpaceDE w:val="0"/>
+            <w:autoSpaceDN w:val="0"/>
+            <w:bidi w:val="0"/>
+            <w:adjustRightInd w:val="0"/>
+            <w:snapToGrid w:val="0"/>
+            <w:textAlignment w:val="baseline"/>
           </w:pPr>
           <w:r>
             <w:fldChar w:fldCharType="begin"/>
           </w:r>
           <w:r>
-            <w:instrText xml:space="preserve"> HYPERLINK \l _Toc18434 </w:instrText>
+            <w:instrText xml:space="preserve"> HYPERLINK \l _Toc31454 </w:instrText>
           </w:r>
           <w:r>
             <w:fldChar w:fldCharType="separate"/>
@@ -1235,7 +1918,7 @@
             <w:fldChar w:fldCharType="begin"/>
           </w:r>
           <w:r>
-            <w:instrText xml:space="preserve"> PAGEREF _Toc18434 \h </w:instrText>
+            <w:instrText xml:space="preserve"> PAGEREF _Toc31454 \h </w:instrText>
           </w:r>
           <w:r>
             <w:fldChar w:fldCharType="separate"/>
@@ -1253,15 +1936,29 @@
         <w:p>
           <w:pPr>
             <w:pStyle w:val="16"/>
+            <w:keepNext w:val="0"/>
+            <w:keepLines w:val="0"/>
+            <w:pageBreakBefore w:val="0"/>
+            <w:widowControl w:val="0"/>
             <w:tabs>
               <w:tab w:val="right" w:leader="dot" w:pos="9806"/>
             </w:tabs>
+            <w:kinsoku w:val="0"/>
+            <w:wordWrap/>
+            <w:overflowPunct/>
+            <w:topLinePunct w:val="0"/>
+            <w:autoSpaceDE w:val="0"/>
+            <w:autoSpaceDN w:val="0"/>
+            <w:bidi w:val="0"/>
+            <w:adjustRightInd w:val="0"/>
+            <w:snapToGrid w:val="0"/>
+            <w:textAlignment w:val="baseline"/>
           </w:pPr>
           <w:r>
             <w:fldChar w:fldCharType="begin"/>
           </w:r>
           <w:r>
-            <w:instrText xml:space="preserve"> HYPERLINK \l _Toc10750 </w:instrText>
+            <w:instrText xml:space="preserve"> HYPERLINK \l _Toc22469 </w:instrText>
           </w:r>
           <w:r>
             <w:fldChar w:fldCharType="separate"/>
@@ -1280,7 +1977,7 @@
             <w:fldChar w:fldCharType="begin"/>
           </w:r>
           <w:r>
-            <w:instrText xml:space="preserve"> PAGEREF _Toc10750 \h </w:instrText>
+            <w:instrText xml:space="preserve"> PAGEREF _Toc22469 \h </w:instrText>
           </w:r>
           <w:r>
             <w:fldChar w:fldCharType="separate"/>
@@ -1298,15 +1995,29 @@
         <w:p>
           <w:pPr>
             <w:pStyle w:val="16"/>
+            <w:keepNext w:val="0"/>
+            <w:keepLines w:val="0"/>
+            <w:pageBreakBefore w:val="0"/>
+            <w:widowControl w:val="0"/>
             <w:tabs>
               <w:tab w:val="right" w:leader="dot" w:pos="9806"/>
             </w:tabs>
+            <w:kinsoku w:val="0"/>
+            <w:wordWrap/>
+            <w:overflowPunct/>
+            <w:topLinePunct w:val="0"/>
+            <w:autoSpaceDE w:val="0"/>
+            <w:autoSpaceDN w:val="0"/>
+            <w:bidi w:val="0"/>
+            <w:adjustRightInd w:val="0"/>
+            <w:snapToGrid w:val="0"/>
+            <w:textAlignment w:val="baseline"/>
           </w:pPr>
           <w:r>
             <w:fldChar w:fldCharType="begin"/>
           </w:r>
           <w:r>
-            <w:instrText xml:space="preserve"> HYPERLINK \l _Toc2881 </w:instrText>
+            <w:instrText xml:space="preserve"> HYPERLINK \l _Toc4525 </w:instrText>
           </w:r>
           <w:r>
             <w:fldChar w:fldCharType="separate"/>
@@ -1325,7 +2036,7 @@
             <w:fldChar w:fldCharType="begin"/>
           </w:r>
           <w:r>
-            <w:instrText xml:space="preserve"> PAGEREF _Toc2881 \h </w:instrText>
+            <w:instrText xml:space="preserve"> PAGEREF _Toc4525 \h </w:instrText>
           </w:r>
           <w:r>
             <w:fldChar w:fldCharType="separate"/>
@@ -1343,15 +2054,29 @@
         <w:p>
           <w:pPr>
             <w:pStyle w:val="16"/>
+            <w:keepNext w:val="0"/>
+            <w:keepLines w:val="0"/>
+            <w:pageBreakBefore w:val="0"/>
+            <w:widowControl w:val="0"/>
             <w:tabs>
               <w:tab w:val="right" w:leader="dot" w:pos="9806"/>
             </w:tabs>
+            <w:kinsoku w:val="0"/>
+            <w:wordWrap/>
+            <w:overflowPunct/>
+            <w:topLinePunct w:val="0"/>
+            <w:autoSpaceDE w:val="0"/>
+            <w:autoSpaceDN w:val="0"/>
+            <w:bidi w:val="0"/>
+            <w:adjustRightInd w:val="0"/>
+            <w:snapToGrid w:val="0"/>
+            <w:textAlignment w:val="baseline"/>
           </w:pPr>
           <w:r>
             <w:fldChar w:fldCharType="begin"/>
           </w:r>
           <w:r>
-            <w:instrText xml:space="preserve"> HYPERLINK \l _Toc31486 </w:instrText>
+            <w:instrText xml:space="preserve"> HYPERLINK \l _Toc20490 </w:instrText>
           </w:r>
           <w:r>
             <w:fldChar w:fldCharType="separate"/>
@@ -1370,7 +2095,7 @@
             <w:fldChar w:fldCharType="begin"/>
           </w:r>
           <w:r>
-            <w:instrText xml:space="preserve"> PAGEREF _Toc31486 \h </w:instrText>
+            <w:instrText xml:space="preserve"> PAGEREF _Toc20490 \h </w:instrText>
           </w:r>
           <w:r>
             <w:fldChar w:fldCharType="separate"/>
@@ -1388,7 +2113,20 @@
         <w:p>
           <w:pPr>
             <w:pStyle w:val="27"/>
+            <w:keepNext w:val="0"/>
+            <w:keepLines w:val="0"/>
+            <w:pageBreakBefore w:val="0"/>
+            <w:widowControl w:val="0"/>
+            <w:kinsoku w:val="0"/>
+            <w:wordWrap/>
+            <w:overflowPunct/>
+            <w:topLinePunct w:val="0"/>
+            <w:autoSpaceDE w:val="0"/>
+            <w:autoSpaceDN w:val="0"/>
             <w:bidi w:val="0"/>
+            <w:adjustRightInd w:val="0"/>
+            <w:snapToGrid w:val="0"/>
+            <w:textAlignment w:val="baseline"/>
             <w:rPr>
               <w:rFonts w:ascii="Arial" w:hAnsi="Arial" w:eastAsia="宋体" w:cs="Arial"/>
               <w:snapToGrid w:val="0"/>
@@ -1407,6 +2145,20 @@
     </w:sdt>
     <w:p>
       <w:pPr>
+        <w:keepNext w:val="0"/>
+        <w:keepLines w:val="0"/>
+        <w:pageBreakBefore w:val="0"/>
+        <w:widowControl w:val="0"/>
+        <w:kinsoku w:val="0"/>
+        <w:wordWrap/>
+        <w:overflowPunct/>
+        <w:topLinePunct w:val="0"/>
+        <w:autoSpaceDE w:val="0"/>
+        <w:autoSpaceDN w:val="0"/>
+        <w:bidi w:val="0"/>
+        <w:adjustRightInd w:val="0"/>
+        <w:snapToGrid w:val="0"/>
+        <w:textAlignment w:val="baseline"/>
         <w:rPr>
           <w:rFonts w:ascii="Arial" w:hAnsi="Arial" w:eastAsia="宋体" w:cs="Arial"/>
           <w:snapToGrid w:val="0"/>
@@ -1433,13 +2185,26 @@
     <w:p>
       <w:pPr>
         <w:pStyle w:val="26"/>
+        <w:keepNext w:val="0"/>
+        <w:keepLines w:val="0"/>
+        <w:pageBreakBefore w:val="0"/>
+        <w:widowControl w:val="0"/>
+        <w:kinsoku w:val="0"/>
+        <w:wordWrap/>
+        <w:overflowPunct/>
+        <w:topLinePunct w:val="0"/>
+        <w:autoSpaceDE w:val="0"/>
+        <w:autoSpaceDN w:val="0"/>
         <w:bidi w:val="0"/>
+        <w:adjustRightInd w:val="0"/>
+        <w:snapToGrid w:val="0"/>
+        <w:textAlignment w:val="baseline"/>
         <w:rPr>
           <w:rFonts w:hint="default"/>
           <w:lang w:val="en-US"/>
         </w:rPr>
       </w:pPr>
-      <w:bookmarkStart w:id="3" w:name="_Toc10474"/>
+      <w:bookmarkStart w:id="3" w:name="_Toc7494"/>
       <w:r>
         <w:rPr>
           <w:rFonts w:hint="default"/>
@@ -1452,7 +2217,20 @@
     <w:p>
       <w:pPr>
         <w:pStyle w:val="27"/>
+        <w:keepNext w:val="0"/>
+        <w:keepLines w:val="0"/>
+        <w:pageBreakBefore w:val="0"/>
+        <w:widowControl w:val="0"/>
+        <w:kinsoku w:val="0"/>
+        <w:wordWrap/>
+        <w:overflowPunct/>
+        <w:topLinePunct w:val="0"/>
+        <w:autoSpaceDE w:val="0"/>
+        <w:autoSpaceDN w:val="0"/>
         <w:bidi w:val="0"/>
+        <w:adjustRightInd w:val="0"/>
+        <w:snapToGrid w:val="0"/>
+        <w:textAlignment w:val="baseline"/>
         <w:rPr>
           <w:rFonts w:hint="default"/>
           <w:lang w:val="en-US"/>
@@ -1469,7 +2247,20 @@
     <w:p>
       <w:pPr>
         <w:pStyle w:val="27"/>
+        <w:keepNext w:val="0"/>
+        <w:keepLines w:val="0"/>
+        <w:pageBreakBefore w:val="0"/>
+        <w:widowControl w:val="0"/>
+        <w:kinsoku w:val="0"/>
+        <w:wordWrap/>
+        <w:overflowPunct/>
+        <w:topLinePunct w:val="0"/>
+        <w:autoSpaceDE w:val="0"/>
+        <w:autoSpaceDN w:val="0"/>
         <w:bidi w:val="0"/>
+        <w:adjustRightInd w:val="0"/>
+        <w:snapToGrid w:val="0"/>
+        <w:textAlignment w:val="baseline"/>
         <w:rPr>
           <w:rFonts w:hint="default"/>
           <w:lang w:val="en-US"/>
@@ -1486,13 +2277,26 @@
     <w:p>
       <w:pPr>
         <w:pStyle w:val="26"/>
+        <w:keepNext w:val="0"/>
+        <w:keepLines w:val="0"/>
+        <w:pageBreakBefore w:val="0"/>
+        <w:widowControl w:val="0"/>
+        <w:kinsoku w:val="0"/>
+        <w:wordWrap/>
+        <w:overflowPunct/>
+        <w:topLinePunct w:val="0"/>
+        <w:autoSpaceDE w:val="0"/>
+        <w:autoSpaceDN w:val="0"/>
         <w:bidi w:val="0"/>
+        <w:adjustRightInd w:val="0"/>
+        <w:snapToGrid w:val="0"/>
+        <w:textAlignment w:val="baseline"/>
         <w:rPr>
           <w:rFonts w:hint="default"/>
           <w:lang w:val="en-US"/>
         </w:rPr>
       </w:pPr>
-      <w:bookmarkStart w:id="4" w:name="_Toc3117"/>
+      <w:bookmarkStart w:id="4" w:name="_Toc11472"/>
       <w:r>
         <w:rPr>
           <w:rFonts w:hint="default"/>
@@ -1505,26 +2309,52 @@
     <w:p>
       <w:pPr>
         <w:pStyle w:val="28"/>
+        <w:keepNext w:val="0"/>
+        <w:keepLines w:val="0"/>
+        <w:pageBreakBefore w:val="0"/>
+        <w:widowControl w:val="0"/>
+        <w:kinsoku w:val="0"/>
+        <w:wordWrap/>
+        <w:overflowPunct/>
+        <w:topLinePunct w:val="0"/>
+        <w:autoSpaceDE w:val="0"/>
+        <w:autoSpaceDN w:val="0"/>
         <w:bidi w:val="0"/>
+        <w:adjustRightInd w:val="0"/>
+        <w:snapToGrid w:val="0"/>
+        <w:textAlignment w:val="baseline"/>
         <w:rPr>
           <w:rFonts w:hint="default"/>
           <w:lang w:val="en-US"/>
         </w:rPr>
       </w:pPr>
-      <w:bookmarkStart w:id="5" w:name="_Toc8141"/>
+      <w:bookmarkStart w:id="5" w:name="_Toc16077"/>
       <w:r>
         <w:rPr>
           <w:rFonts w:hint="default"/>
           <w:lang w:val="en-US"/>
         </w:rPr>
-        <w:t>2.1 库存管理的规范化与可视化</w:t>
+        <w:t>库存管理的规范化与可视化</w:t>
       </w:r>
       <w:bookmarkEnd w:id="5"/>
     </w:p>
     <w:p>
       <w:pPr>
         <w:pStyle w:val="27"/>
+        <w:keepNext w:val="0"/>
+        <w:keepLines w:val="0"/>
+        <w:pageBreakBefore w:val="0"/>
+        <w:widowControl w:val="0"/>
+        <w:kinsoku w:val="0"/>
+        <w:wordWrap/>
+        <w:overflowPunct/>
+        <w:topLinePunct w:val="0"/>
+        <w:autoSpaceDE w:val="0"/>
+        <w:autoSpaceDN w:val="0"/>
         <w:bidi w:val="0"/>
+        <w:adjustRightInd w:val="0"/>
+        <w:snapToGrid w:val="0"/>
+        <w:textAlignment w:val="baseline"/>
         <w:rPr>
           <w:rFonts w:hint="default"/>
           <w:lang w:val="en-US"/>
@@ -1541,7 +2371,20 @@
     <w:p>
       <w:pPr>
         <w:pStyle w:val="27"/>
+        <w:keepNext w:val="0"/>
+        <w:keepLines w:val="0"/>
+        <w:pageBreakBefore w:val="0"/>
+        <w:widowControl w:val="0"/>
+        <w:kinsoku w:val="0"/>
+        <w:wordWrap/>
+        <w:overflowPunct/>
+        <w:topLinePunct w:val="0"/>
+        <w:autoSpaceDE w:val="0"/>
+        <w:autoSpaceDN w:val="0"/>
         <w:bidi w:val="0"/>
+        <w:adjustRightInd w:val="0"/>
+        <w:snapToGrid w:val="0"/>
+        <w:textAlignment w:val="baseline"/>
         <w:rPr>
           <w:rFonts w:hint="default"/>
           <w:lang w:val="en-US"/>
@@ -1558,7 +2401,20 @@
     <w:p>
       <w:pPr>
         <w:pStyle w:val="27"/>
+        <w:keepNext w:val="0"/>
+        <w:keepLines w:val="0"/>
+        <w:pageBreakBefore w:val="0"/>
+        <w:widowControl w:val="0"/>
+        <w:kinsoku w:val="0"/>
+        <w:wordWrap/>
+        <w:overflowPunct/>
+        <w:topLinePunct w:val="0"/>
+        <w:autoSpaceDE w:val="0"/>
+        <w:autoSpaceDN w:val="0"/>
         <w:bidi w:val="0"/>
+        <w:adjustRightInd w:val="0"/>
+        <w:snapToGrid w:val="0"/>
+        <w:textAlignment w:val="baseline"/>
         <w:rPr>
           <w:rFonts w:hint="default"/>
           <w:lang w:val="en-US"/>
@@ -1575,13 +2431,26 @@
     <w:p>
       <w:pPr>
         <w:pStyle w:val="28"/>
+        <w:keepNext w:val="0"/>
+        <w:keepLines w:val="0"/>
+        <w:pageBreakBefore w:val="0"/>
+        <w:widowControl w:val="0"/>
+        <w:kinsoku w:val="0"/>
+        <w:wordWrap/>
+        <w:overflowPunct/>
+        <w:topLinePunct w:val="0"/>
+        <w:autoSpaceDE w:val="0"/>
+        <w:autoSpaceDN w:val="0"/>
         <w:bidi w:val="0"/>
+        <w:adjustRightInd w:val="0"/>
+        <w:snapToGrid w:val="0"/>
+        <w:textAlignment w:val="baseline"/>
         <w:rPr>
           <w:rFonts w:hint="default"/>
           <w:lang w:val="en-US"/>
         </w:rPr>
       </w:pPr>
-      <w:bookmarkStart w:id="6" w:name="_Toc28324"/>
+      <w:bookmarkStart w:id="6" w:name="_Toc24760"/>
       <w:r>
         <w:rPr>
           <w:rFonts w:hint="default"/>
@@ -1594,7 +2463,20 @@
     <w:p>
       <w:pPr>
         <w:pStyle w:val="27"/>
+        <w:keepNext w:val="0"/>
+        <w:keepLines w:val="0"/>
+        <w:pageBreakBefore w:val="0"/>
+        <w:widowControl w:val="0"/>
+        <w:kinsoku w:val="0"/>
+        <w:wordWrap/>
+        <w:overflowPunct/>
+        <w:topLinePunct w:val="0"/>
+        <w:autoSpaceDE w:val="0"/>
+        <w:autoSpaceDN w:val="0"/>
         <w:bidi w:val="0"/>
+        <w:adjustRightInd w:val="0"/>
+        <w:snapToGrid w:val="0"/>
+        <w:textAlignment w:val="baseline"/>
         <w:rPr>
           <w:rFonts w:hint="default"/>
           <w:lang w:val="en-US"/>
@@ -1611,7 +2493,20 @@
     <w:p>
       <w:pPr>
         <w:pStyle w:val="27"/>
+        <w:keepNext w:val="0"/>
+        <w:keepLines w:val="0"/>
+        <w:pageBreakBefore w:val="0"/>
+        <w:widowControl w:val="0"/>
+        <w:kinsoku w:val="0"/>
+        <w:wordWrap/>
+        <w:overflowPunct/>
+        <w:topLinePunct w:val="0"/>
+        <w:autoSpaceDE w:val="0"/>
+        <w:autoSpaceDN w:val="0"/>
         <w:bidi w:val="0"/>
+        <w:adjustRightInd w:val="0"/>
+        <w:snapToGrid w:val="0"/>
+        <w:textAlignment w:val="baseline"/>
         <w:rPr>
           <w:rFonts w:hint="default"/>
           <w:lang w:val="en-US"/>
@@ -1628,7 +2523,20 @@
     <w:p>
       <w:pPr>
         <w:pStyle w:val="27"/>
+        <w:keepNext w:val="0"/>
+        <w:keepLines w:val="0"/>
+        <w:pageBreakBefore w:val="0"/>
+        <w:widowControl w:val="0"/>
+        <w:kinsoku w:val="0"/>
+        <w:wordWrap/>
+        <w:overflowPunct/>
+        <w:topLinePunct w:val="0"/>
+        <w:autoSpaceDE w:val="0"/>
+        <w:autoSpaceDN w:val="0"/>
         <w:bidi w:val="0"/>
+        <w:adjustRightInd w:val="0"/>
+        <w:snapToGrid w:val="0"/>
+        <w:textAlignment w:val="baseline"/>
         <w:rPr>
           <w:rFonts w:hint="default"/>
           <w:lang w:val="en-US"/>
@@ -1645,13 +2553,26 @@
     <w:p>
       <w:pPr>
         <w:pStyle w:val="28"/>
+        <w:keepNext w:val="0"/>
+        <w:keepLines w:val="0"/>
+        <w:pageBreakBefore w:val="0"/>
+        <w:widowControl w:val="0"/>
+        <w:kinsoku w:val="0"/>
+        <w:wordWrap/>
+        <w:overflowPunct/>
+        <w:topLinePunct w:val="0"/>
+        <w:autoSpaceDE w:val="0"/>
+        <w:autoSpaceDN w:val="0"/>
         <w:bidi w:val="0"/>
+        <w:adjustRightInd w:val="0"/>
+        <w:snapToGrid w:val="0"/>
+        <w:textAlignment w:val="baseline"/>
         <w:rPr>
           <w:rFonts w:hint="default"/>
           <w:lang w:val="en-US"/>
         </w:rPr>
       </w:pPr>
-      <w:bookmarkStart w:id="7" w:name="_Toc24357"/>
+      <w:bookmarkStart w:id="7" w:name="_Toc26181"/>
       <w:r>
         <w:rPr>
           <w:rFonts w:hint="default"/>
@@ -1664,7 +2585,20 @@
     <w:p>
       <w:pPr>
         <w:pStyle w:val="27"/>
+        <w:keepNext w:val="0"/>
+        <w:keepLines w:val="0"/>
+        <w:pageBreakBefore w:val="0"/>
+        <w:widowControl w:val="0"/>
+        <w:kinsoku w:val="0"/>
+        <w:wordWrap/>
+        <w:overflowPunct/>
+        <w:topLinePunct w:val="0"/>
+        <w:autoSpaceDE w:val="0"/>
+        <w:autoSpaceDN w:val="0"/>
         <w:bidi w:val="0"/>
+        <w:adjustRightInd w:val="0"/>
+        <w:snapToGrid w:val="0"/>
+        <w:textAlignment w:val="baseline"/>
         <w:rPr>
           <w:rFonts w:hint="default"/>
           <w:lang w:val="en-US"/>
@@ -1681,7 +2615,20 @@
     <w:p>
       <w:pPr>
         <w:pStyle w:val="27"/>
+        <w:keepNext w:val="0"/>
+        <w:keepLines w:val="0"/>
+        <w:pageBreakBefore w:val="0"/>
+        <w:widowControl w:val="0"/>
+        <w:kinsoku w:val="0"/>
+        <w:wordWrap/>
+        <w:overflowPunct/>
+        <w:topLinePunct w:val="0"/>
+        <w:autoSpaceDE w:val="0"/>
+        <w:autoSpaceDN w:val="0"/>
         <w:bidi w:val="0"/>
+        <w:adjustRightInd w:val="0"/>
+        <w:snapToGrid w:val="0"/>
+        <w:textAlignment w:val="baseline"/>
         <w:rPr>
           <w:rFonts w:hint="default"/>
           <w:lang w:val="en-US"/>
@@ -1698,7 +2645,20 @@
     <w:p>
       <w:pPr>
         <w:pStyle w:val="27"/>
+        <w:keepNext w:val="0"/>
+        <w:keepLines w:val="0"/>
+        <w:pageBreakBefore w:val="0"/>
+        <w:widowControl w:val="0"/>
+        <w:kinsoku w:val="0"/>
+        <w:wordWrap/>
+        <w:overflowPunct/>
+        <w:topLinePunct w:val="0"/>
+        <w:autoSpaceDE w:val="0"/>
+        <w:autoSpaceDN w:val="0"/>
         <w:bidi w:val="0"/>
+        <w:adjustRightInd w:val="0"/>
+        <w:snapToGrid w:val="0"/>
+        <w:textAlignment w:val="baseline"/>
         <w:rPr>
           <w:rFonts w:hint="default"/>
           <w:lang w:val="en-US"/>
@@ -1709,40 +2669,53 @@
           <w:rFonts w:hint="default"/>
           <w:lang w:val="en-US"/>
         </w:rPr>
-        <w:t>应急演练集成化： 在业务连续性演练中，同步测试备件紧急领用、更换流程的有效性，确保应急状态下“拿得出、用得上”。</w:t>
+        <w:t>应急演练集成化：在业务连续性演练中，同步测试备件紧急领用、更换流程的有效性，确保应急状态下“拿得出、用得上”。</w:t>
       </w:r>
     </w:p>
     <w:p>
       <w:pPr>
         <w:pStyle w:val="26"/>
+        <w:keepNext w:val="0"/>
+        <w:keepLines w:val="0"/>
+        <w:pageBreakBefore w:val="0"/>
+        <w:widowControl w:val="0"/>
+        <w:kinsoku w:val="0"/>
+        <w:wordWrap/>
+        <w:overflowPunct/>
+        <w:topLinePunct w:val="0"/>
+        <w:autoSpaceDE w:val="0"/>
+        <w:autoSpaceDN w:val="0"/>
         <w:bidi w:val="0"/>
+        <w:adjustRightInd w:val="0"/>
+        <w:snapToGrid w:val="0"/>
+        <w:textAlignment w:val="baseline"/>
         <w:rPr>
           <w:rFonts w:hint="default"/>
           <w:lang w:val="en-US"/>
         </w:rPr>
       </w:pPr>
-      <w:bookmarkStart w:id="8" w:name="_Toc18434"/>
+      <w:bookmarkStart w:id="8" w:name="_Toc31454"/>
       <w:r>
         <w:rPr>
           <w:rFonts w:hint="default"/>
           <w:lang w:val="en-US"/>
         </w:rPr>
-        <w:t>核心绩效指标达成情况深度分析</w:t>
+        <w:t>核心绩效指标达成情况</w:t>
       </w:r>
       <w:bookmarkEnd w:id="8"/>
     </w:p>
     <w:tbl>
       <w:tblPr>
         <w:tblStyle w:val="20"/>
-        <w:tblW w:w="0" w:type="auto"/>
-        <w:tblInd w:w="0" w:type="dxa"/>
+        <w:tblW w:w="10022" w:type="dxa"/>
+        <w:jc w:val="center"/>
         <w:tblBorders>
-          <w:top w:val="single" w:color="auto" w:sz="4" w:space="0"/>
-          <w:left w:val="single" w:color="auto" w:sz="4" w:space="0"/>
-          <w:bottom w:val="single" w:color="auto" w:sz="4" w:space="0"/>
-          <w:right w:val="single" w:color="auto" w:sz="4" w:space="0"/>
-          <w:insideH w:val="single" w:color="auto" w:sz="4" w:space="0"/>
-          <w:insideV w:val="single" w:color="auto" w:sz="4" w:space="0"/>
+          <w:top w:val="none" w:color="auto" w:sz="4" w:space="0"/>
+          <w:left w:val="none" w:color="auto" w:sz="4" w:space="0"/>
+          <w:bottom w:val="none" w:color="auto" w:sz="4" w:space="0"/>
+          <w:right w:val="none" w:color="auto" w:sz="4" w:space="0"/>
+          <w:insideH w:val="none" w:color="auto" w:sz="4" w:space="0"/>
+          <w:insideV w:val="none" w:color="auto" w:sz="4" w:space="0"/>
         </w:tblBorders>
         <w:shd w:val="clear" w:color="auto" w:fill="auto"/>
         <w:tblLayout w:type="autofit"/>
@@ -1754,23 +2727,22 @@
         </w:tblCellMar>
       </w:tblPr>
       <w:tblGrid>
-        <w:gridCol w:w="555"/>
-        <w:gridCol w:w="919"/>
-        <w:gridCol w:w="793"/>
-        <w:gridCol w:w="963"/>
-        <w:gridCol w:w="963"/>
-        <w:gridCol w:w="1001"/>
-        <w:gridCol w:w="4804"/>
+        <w:gridCol w:w="1248"/>
+        <w:gridCol w:w="2262"/>
+        <w:gridCol w:w="1160"/>
+        <w:gridCol w:w="1784"/>
+        <w:gridCol w:w="1784"/>
+        <w:gridCol w:w="1784"/>
       </w:tblGrid>
       <w:tr>
         <w:tblPrEx>
           <w:tblBorders>
-            <w:top w:val="single" w:color="auto" w:sz="4" w:space="0"/>
-            <w:left w:val="single" w:color="auto" w:sz="4" w:space="0"/>
-            <w:bottom w:val="single" w:color="auto" w:sz="4" w:space="0"/>
-            <w:right w:val="single" w:color="auto" w:sz="4" w:space="0"/>
-            <w:insideH w:val="single" w:color="auto" w:sz="4" w:space="0"/>
-            <w:insideV w:val="single" w:color="auto" w:sz="4" w:space="0"/>
+            <w:top w:val="none" w:color="auto" w:sz="4" w:space="0"/>
+            <w:left w:val="none" w:color="auto" w:sz="4" w:space="0"/>
+            <w:bottom w:val="none" w:color="auto" w:sz="4" w:space="0"/>
+            <w:right w:val="none" w:color="auto" w:sz="4" w:space="0"/>
+            <w:insideH w:val="none" w:color="auto" w:sz="4" w:space="0"/>
+            <w:insideV w:val="none" w:color="auto" w:sz="4" w:space="0"/>
           </w:tblBorders>
           <w:shd w:val="clear" w:color="auto" w:fill="auto"/>
           <w:tblCellMar>
@@ -1781,15 +2753,24 @@
           </w:tblCellMar>
         </w:tblPrEx>
         <w:trPr>
+          <w:trHeight w:val="0" w:hRule="atLeast"/>
           <w:tblHeader/>
+          <w:jc w:val="center"/>
         </w:trPr>
         <w:tc>
           <w:tcPr>
-            <w:tcW w:w="0" w:type="auto"/>
+            <w:tcW w:w="1248" w:type="dxa"/>
+            <w:tcBorders>
+              <w:top w:val="single" w:color="auto" w:sz="12" w:space="0"/>
+              <w:left w:val="single" w:color="auto" w:sz="12" w:space="0"/>
+              <w:bottom w:val="nil"/>
+              <w:right w:val="nil"/>
+            </w:tcBorders>
             <w:shd w:val="clear" w:color="auto" w:fill="auto"/>
+            <w:noWrap w:val="0"/>
             <w:tcMar>
               <w:top w:w="120" w:type="dxa"/>
-              <w:left w:w="0" w:type="dxa"/>
+              <w:left w:w="-1" w:type="dxa"/>
               <w:bottom w:w="120" w:type="dxa"/>
               <w:right w:w="192" w:type="dxa"/>
             </w:tcMar>
@@ -1799,12 +2780,25 @@
             <w:pPr>
               <w:keepNext w:val="0"/>
               <w:keepLines w:val="0"/>
-              <w:widowControl/>
+              <w:pageBreakBefore w:val="0"/>
+              <w:widowControl w:val="0"/>
               <w:suppressLineNumbers w:val="0"/>
-              <w:spacing w:line="300" w:lineRule="atLeast"/>
-              <w:jc w:val="both"/>
+              <w:kinsoku w:val="0"/>
+              <w:wordWrap/>
+              <w:overflowPunct/>
+              <w:topLinePunct w:val="0"/>
+              <w:autoSpaceDE w:val="0"/>
+              <w:autoSpaceDN w:val="0"/>
+              <w:bidi w:val="0"/>
+              <w:adjustRightInd w:val="0"/>
+              <w:snapToGrid w:val="0"/>
+              <w:spacing w:line="240" w:lineRule="auto"/>
+              <w:ind w:left="0" w:leftChars="0" w:right="0" w:rightChars="0" w:firstLine="0" w:firstLineChars="0"/>
+              <w:jc w:val="center"/>
+              <w:textAlignment w:val="baseline"/>
               <w:rPr>
                 <w:rFonts w:ascii="Segoe UI" w:hAnsi="Segoe UI" w:eastAsia="Segoe UI" w:cs="Segoe UI"/>
+                <w:b/>
                 <w:i w:val="0"/>
                 <w:iCs w:val="0"/>
                 <w:caps w:val="0"/>
@@ -1817,6 +2811,7 @@
             <w:r>
               <w:rPr>
                 <w:rFonts w:hint="default" w:ascii="Segoe UI" w:hAnsi="Segoe UI" w:eastAsia="Segoe UI" w:cs="Segoe UI"/>
+                <w:b/>
                 <w:i w:val="0"/>
                 <w:iCs w:val="0"/>
                 <w:caps w:val="0"/>
@@ -1834,8 +2829,15 @@
         </w:tc>
         <w:tc>
           <w:tcPr>
-            <w:tcW w:w="0" w:type="auto"/>
+            <w:tcW w:w="2262" w:type="dxa"/>
+            <w:tcBorders>
+              <w:top w:val="single" w:color="auto" w:sz="12" w:space="0"/>
+              <w:left w:val="single" w:color="auto" w:sz="4" w:space="0"/>
+              <w:bottom w:val="nil"/>
+              <w:right w:val="nil"/>
+            </w:tcBorders>
             <w:shd w:val="clear" w:color="auto" w:fill="auto"/>
+            <w:noWrap w:val="0"/>
             <w:tcMar>
               <w:top w:w="120" w:type="dxa"/>
               <w:left w:w="192" w:type="dxa"/>
@@ -1848,12 +2850,25 @@
             <w:pPr>
               <w:keepNext w:val="0"/>
               <w:keepLines w:val="0"/>
-              <w:widowControl/>
+              <w:pageBreakBefore w:val="0"/>
+              <w:widowControl w:val="0"/>
               <w:suppressLineNumbers w:val="0"/>
-              <w:spacing w:line="300" w:lineRule="atLeast"/>
-              <w:jc w:val="both"/>
+              <w:kinsoku w:val="0"/>
+              <w:wordWrap/>
+              <w:overflowPunct/>
+              <w:topLinePunct w:val="0"/>
+              <w:autoSpaceDE w:val="0"/>
+              <w:autoSpaceDN w:val="0"/>
+              <w:bidi w:val="0"/>
+              <w:adjustRightInd w:val="0"/>
+              <w:snapToGrid w:val="0"/>
+              <w:spacing w:line="240" w:lineRule="auto"/>
+              <w:ind w:left="0" w:leftChars="0" w:right="0" w:rightChars="0" w:firstLine="0" w:firstLineChars="0"/>
+              <w:jc w:val="center"/>
+              <w:textAlignment w:val="baseline"/>
               <w:rPr>
                 <w:rFonts w:hint="default" w:ascii="Segoe UI" w:hAnsi="Segoe UI" w:eastAsia="Segoe UI" w:cs="Segoe UI"/>
+                <w:b/>
                 <w:i w:val="0"/>
                 <w:iCs w:val="0"/>
                 <w:caps w:val="0"/>
@@ -1866,6 +2881,7 @@
             <w:r>
               <w:rPr>
                 <w:rFonts w:hint="default" w:ascii="Segoe UI" w:hAnsi="Segoe UI" w:eastAsia="Segoe UI" w:cs="Segoe UI"/>
+                <w:b/>
                 <w:i w:val="0"/>
                 <w:iCs w:val="0"/>
                 <w:caps w:val="0"/>
@@ -1883,8 +2899,15 @@
         </w:tc>
         <w:tc>
           <w:tcPr>
-            <w:tcW w:w="0" w:type="auto"/>
+            <w:tcW w:w="1160" w:type="dxa"/>
+            <w:tcBorders>
+              <w:top w:val="single" w:color="auto" w:sz="12" w:space="0"/>
+              <w:left w:val="single" w:color="auto" w:sz="4" w:space="0"/>
+              <w:bottom w:val="nil"/>
+              <w:right w:val="nil"/>
+            </w:tcBorders>
             <w:shd w:val="clear" w:color="auto" w:fill="auto"/>
+            <w:noWrap w:val="0"/>
             <w:tcMar>
               <w:top w:w="120" w:type="dxa"/>
               <w:left w:w="192" w:type="dxa"/>
@@ -1897,12 +2920,25 @@
             <w:pPr>
               <w:keepNext w:val="0"/>
               <w:keepLines w:val="0"/>
-              <w:widowControl/>
+              <w:pageBreakBefore w:val="0"/>
+              <w:widowControl w:val="0"/>
               <w:suppressLineNumbers w:val="0"/>
-              <w:spacing w:line="300" w:lineRule="atLeast"/>
-              <w:jc w:val="both"/>
+              <w:kinsoku w:val="0"/>
+              <w:wordWrap/>
+              <w:overflowPunct/>
+              <w:topLinePunct w:val="0"/>
+              <w:autoSpaceDE w:val="0"/>
+              <w:autoSpaceDN w:val="0"/>
+              <w:bidi w:val="0"/>
+              <w:adjustRightInd w:val="0"/>
+              <w:snapToGrid w:val="0"/>
+              <w:spacing w:line="240" w:lineRule="auto"/>
+              <w:ind w:left="0" w:leftChars="0" w:right="0" w:rightChars="0" w:firstLine="0" w:firstLineChars="0"/>
+              <w:jc w:val="center"/>
+              <w:textAlignment w:val="baseline"/>
               <w:rPr>
                 <w:rFonts w:hint="default" w:ascii="Segoe UI" w:hAnsi="Segoe UI" w:eastAsia="Segoe UI" w:cs="Segoe UI"/>
+                <w:b/>
                 <w:i w:val="0"/>
                 <w:iCs w:val="0"/>
                 <w:caps w:val="0"/>
@@ -1916,6 +2952,7 @@
             <w:r>
               <w:rPr>
                 <w:rFonts w:hint="eastAsia" w:ascii="Segoe UI" w:hAnsi="Segoe UI" w:eastAsia="Segoe UI" w:cs="Segoe UI"/>
+                <w:b/>
                 <w:i w:val="0"/>
                 <w:iCs w:val="0"/>
                 <w:caps w:val="0"/>
@@ -1933,8 +2970,15 @@
         </w:tc>
         <w:tc>
           <w:tcPr>
-            <w:tcW w:w="0" w:type="auto"/>
+            <w:tcW w:w="1784" w:type="dxa"/>
+            <w:tcBorders>
+              <w:top w:val="single" w:color="auto" w:sz="12" w:space="0"/>
+              <w:left w:val="single" w:color="auto" w:sz="4" w:space="0"/>
+              <w:bottom w:val="nil"/>
+              <w:right w:val="nil"/>
+            </w:tcBorders>
             <w:shd w:val="clear" w:color="auto" w:fill="auto"/>
+            <w:noWrap w:val="0"/>
             <w:tcMar>
               <w:top w:w="120" w:type="dxa"/>
               <w:left w:w="192" w:type="dxa"/>
@@ -1947,12 +2991,25 @@
             <w:pPr>
               <w:keepNext w:val="0"/>
               <w:keepLines w:val="0"/>
-              <w:widowControl/>
+              <w:pageBreakBefore w:val="0"/>
+              <w:widowControl w:val="0"/>
               <w:suppressLineNumbers w:val="0"/>
-              <w:spacing w:line="300" w:lineRule="atLeast"/>
-              <w:jc w:val="both"/>
+              <w:kinsoku w:val="0"/>
+              <w:wordWrap/>
+              <w:overflowPunct/>
+              <w:topLinePunct w:val="0"/>
+              <w:autoSpaceDE w:val="0"/>
+              <w:autoSpaceDN w:val="0"/>
+              <w:bidi w:val="0"/>
+              <w:adjustRightInd w:val="0"/>
+              <w:snapToGrid w:val="0"/>
+              <w:spacing w:line="240" w:lineRule="auto"/>
+              <w:ind w:left="0" w:leftChars="0" w:right="0" w:rightChars="0" w:firstLine="0" w:firstLineChars="0"/>
+              <w:jc w:val="center"/>
+              <w:textAlignment w:val="baseline"/>
               <w:rPr>
                 <w:rFonts w:hint="default" w:ascii="Segoe UI" w:hAnsi="Segoe UI" w:eastAsia="Segoe UI" w:cs="Segoe UI"/>
+                <w:b/>
                 <w:i w:val="0"/>
                 <w:iCs w:val="0"/>
                 <w:caps w:val="0"/>
@@ -1965,6 +3022,7 @@
             <w:r>
               <w:rPr>
                 <w:rFonts w:hint="eastAsia" w:ascii="Segoe UI" w:hAnsi="Segoe UI" w:eastAsia="Segoe UI" w:cs="Segoe UI"/>
+                <w:b/>
                 <w:i w:val="0"/>
                 <w:iCs w:val="0"/>
                 <w:caps w:val="0"/>
@@ -1981,6 +3039,7 @@
             <w:r>
               <w:rPr>
                 <w:rFonts w:hint="default" w:ascii="Segoe UI" w:hAnsi="Segoe UI" w:eastAsia="Segoe UI" w:cs="Segoe UI"/>
+                <w:b/>
                 <w:i w:val="0"/>
                 <w:iCs w:val="0"/>
                 <w:caps w:val="0"/>
@@ -1997,6 +3056,7 @@
             <w:r>
               <w:rPr>
                 <w:rFonts w:hint="eastAsia" w:ascii="Segoe UI" w:hAnsi="Segoe UI" w:eastAsia="Segoe UI" w:cs="Segoe UI"/>
+                <w:b/>
                 <w:i w:val="0"/>
                 <w:iCs w:val="0"/>
                 <w:caps w:val="0"/>
@@ -2013,6 +3073,7 @@
             <w:r>
               <w:rPr>
                 <w:rFonts w:hint="default" w:ascii="Segoe UI" w:hAnsi="Segoe UI" w:eastAsia="Segoe UI" w:cs="Segoe UI"/>
+                <w:b/>
                 <w:i w:val="0"/>
                 <w:iCs w:val="0"/>
                 <w:caps w:val="0"/>
@@ -2030,8 +3091,15 @@
         </w:tc>
         <w:tc>
           <w:tcPr>
-            <w:tcW w:w="0" w:type="auto"/>
+            <w:tcW w:w="1784" w:type="dxa"/>
+            <w:tcBorders>
+              <w:top w:val="single" w:color="auto" w:sz="12" w:space="0"/>
+              <w:left w:val="single" w:color="auto" w:sz="4" w:space="0"/>
+              <w:bottom w:val="nil"/>
+              <w:right w:val="nil"/>
+            </w:tcBorders>
             <w:shd w:val="clear" w:color="auto" w:fill="auto"/>
+            <w:noWrap w:val="0"/>
             <w:tcMar>
               <w:top w:w="120" w:type="dxa"/>
               <w:left w:w="192" w:type="dxa"/>
@@ -2044,12 +3112,25 @@
             <w:pPr>
               <w:keepNext w:val="0"/>
               <w:keepLines w:val="0"/>
-              <w:widowControl/>
+              <w:pageBreakBefore w:val="0"/>
+              <w:widowControl w:val="0"/>
               <w:suppressLineNumbers w:val="0"/>
-              <w:spacing w:line="300" w:lineRule="atLeast"/>
-              <w:jc w:val="both"/>
+              <w:kinsoku w:val="0"/>
+              <w:wordWrap/>
+              <w:overflowPunct/>
+              <w:topLinePunct w:val="0"/>
+              <w:autoSpaceDE w:val="0"/>
+              <w:autoSpaceDN w:val="0"/>
+              <w:bidi w:val="0"/>
+              <w:adjustRightInd w:val="0"/>
+              <w:snapToGrid w:val="0"/>
+              <w:spacing w:line="240" w:lineRule="auto"/>
+              <w:ind w:left="0" w:leftChars="0" w:right="0" w:rightChars="0" w:firstLine="0" w:firstLineChars="0"/>
+              <w:jc w:val="center"/>
+              <w:textAlignment w:val="baseline"/>
               <w:rPr>
                 <w:rFonts w:hint="default" w:ascii="Segoe UI" w:hAnsi="Segoe UI" w:eastAsia="Segoe UI" w:cs="Segoe UI"/>
+                <w:b/>
                 <w:i w:val="0"/>
                 <w:iCs w:val="0"/>
                 <w:caps w:val="0"/>
@@ -2062,6 +3143,7 @@
             <w:r>
               <w:rPr>
                 <w:rFonts w:hint="eastAsia" w:ascii="Segoe UI" w:hAnsi="Segoe UI" w:eastAsia="Segoe UI" w:cs="Segoe UI"/>
+                <w:b/>
                 <w:i w:val="0"/>
                 <w:iCs w:val="0"/>
                 <w:caps w:val="0"/>
@@ -2078,6 +3160,7 @@
             <w:r>
               <w:rPr>
                 <w:rFonts w:hint="default" w:ascii="Segoe UI" w:hAnsi="Segoe UI" w:eastAsia="Segoe UI" w:cs="Segoe UI"/>
+                <w:b/>
                 <w:i w:val="0"/>
                 <w:iCs w:val="0"/>
                 <w:caps w:val="0"/>
@@ -2094,6 +3177,7 @@
             <w:r>
               <w:rPr>
                 <w:rFonts w:hint="eastAsia" w:ascii="Segoe UI" w:hAnsi="Segoe UI" w:eastAsia="Segoe UI" w:cs="Segoe UI"/>
+                <w:b/>
                 <w:i w:val="0"/>
                 <w:iCs w:val="0"/>
                 <w:caps w:val="0"/>
@@ -2110,6 +3194,7 @@
             <w:r>
               <w:rPr>
                 <w:rFonts w:hint="default" w:ascii="Segoe UI" w:hAnsi="Segoe UI" w:eastAsia="Segoe UI" w:cs="Segoe UI"/>
+                <w:b/>
                 <w:i w:val="0"/>
                 <w:iCs w:val="0"/>
                 <w:caps w:val="0"/>
@@ -2127,8 +3212,15 @@
         </w:tc>
         <w:tc>
           <w:tcPr>
-            <w:tcW w:w="0" w:type="auto"/>
+            <w:tcW w:w="1784" w:type="dxa"/>
+            <w:tcBorders>
+              <w:top w:val="single" w:color="auto" w:sz="12" w:space="0"/>
+              <w:left w:val="single" w:color="auto" w:sz="4" w:space="0"/>
+              <w:bottom w:val="nil"/>
+              <w:right w:val="single" w:color="auto" w:sz="12" w:space="0"/>
+            </w:tcBorders>
             <w:shd w:val="clear" w:color="auto" w:fill="auto"/>
+            <w:noWrap w:val="0"/>
             <w:tcMar>
               <w:top w:w="120" w:type="dxa"/>
               <w:left w:w="192" w:type="dxa"/>
@@ -2141,12 +3233,25 @@
             <w:pPr>
               <w:keepNext w:val="0"/>
               <w:keepLines w:val="0"/>
-              <w:widowControl/>
+              <w:pageBreakBefore w:val="0"/>
+              <w:widowControl w:val="0"/>
               <w:suppressLineNumbers w:val="0"/>
-              <w:spacing w:line="300" w:lineRule="atLeast"/>
-              <w:jc w:val="both"/>
+              <w:kinsoku w:val="0"/>
+              <w:wordWrap/>
+              <w:overflowPunct/>
+              <w:topLinePunct w:val="0"/>
+              <w:autoSpaceDE w:val="0"/>
+              <w:autoSpaceDN w:val="0"/>
+              <w:bidi w:val="0"/>
+              <w:adjustRightInd w:val="0"/>
+              <w:snapToGrid w:val="0"/>
+              <w:spacing w:line="240" w:lineRule="auto"/>
+              <w:ind w:left="0" w:leftChars="0" w:right="0" w:rightChars="0" w:firstLine="0" w:firstLineChars="0"/>
+              <w:jc w:val="center"/>
+              <w:textAlignment w:val="baseline"/>
               <w:rPr>
                 <w:rFonts w:hint="default" w:ascii="Segoe UI" w:hAnsi="Segoe UI" w:eastAsia="Segoe UI" w:cs="Segoe UI"/>
+                <w:b/>
                 <w:i w:val="0"/>
                 <w:iCs w:val="0"/>
                 <w:caps w:val="0"/>
@@ -2159,6 +3264,7 @@
             <w:r>
               <w:rPr>
                 <w:rFonts w:hint="eastAsia" w:ascii="Segoe UI" w:hAnsi="Segoe UI" w:eastAsia="Segoe UI" w:cs="Segoe UI"/>
+                <w:b/>
                 <w:i w:val="0"/>
                 <w:iCs w:val="0"/>
                 <w:caps w:val="0"/>
@@ -2175,6 +3281,7 @@
             <w:r>
               <w:rPr>
                 <w:rFonts w:hint="default" w:ascii="Segoe UI" w:hAnsi="Segoe UI" w:eastAsia="Segoe UI" w:cs="Segoe UI"/>
+                <w:b/>
                 <w:i w:val="0"/>
                 <w:iCs w:val="0"/>
                 <w:caps w:val="0"/>
@@ -2191,6 +3298,7 @@
             <w:r>
               <w:rPr>
                 <w:rFonts w:hint="eastAsia" w:ascii="Segoe UI" w:hAnsi="Segoe UI" w:eastAsia="Segoe UI" w:cs="Segoe UI"/>
+                <w:b/>
                 <w:i w:val="0"/>
                 <w:iCs w:val="0"/>
                 <w:caps w:val="0"/>
@@ -2207,6 +3315,7 @@
             <w:r>
               <w:rPr>
                 <w:rFonts w:hint="default" w:ascii="Segoe UI" w:hAnsi="Segoe UI" w:eastAsia="Segoe UI" w:cs="Segoe UI"/>
+                <w:b/>
                 <w:i w:val="0"/>
                 <w:iCs w:val="0"/>
                 <w:caps w:val="0"/>
@@ -2222,10 +3331,105 @@
             </w:r>
           </w:p>
         </w:tc>
+      </w:tr>
+      <w:tr>
+        <w:tblPrEx>
+          <w:tblBorders>
+            <w:top w:val="none" w:color="auto" w:sz="4" w:space="0"/>
+            <w:left w:val="none" w:color="auto" w:sz="4" w:space="0"/>
+            <w:bottom w:val="none" w:color="auto" w:sz="4" w:space="0"/>
+            <w:right w:val="none" w:color="auto" w:sz="4" w:space="0"/>
+            <w:insideH w:val="none" w:color="auto" w:sz="4" w:space="0"/>
+            <w:insideV w:val="none" w:color="auto" w:sz="4" w:space="0"/>
+          </w:tblBorders>
+          <w:tblCellMar>
+            <w:top w:w="15" w:type="dxa"/>
+            <w:left w:w="15" w:type="dxa"/>
+            <w:bottom w:w="15" w:type="dxa"/>
+            <w:right w:w="15" w:type="dxa"/>
+          </w:tblCellMar>
+        </w:tblPrEx>
+        <w:trPr>
+          <w:trHeight w:val="0" w:hRule="atLeast"/>
+          <w:jc w:val="center"/>
+        </w:trPr>
         <w:tc>
           <w:tcPr>
-            <w:tcW w:w="0" w:type="auto"/>
+            <w:tcW w:w="1248" w:type="dxa"/>
+            <w:tcBorders>
+              <w:top w:val="single" w:color="auto" w:sz="4" w:space="0"/>
+              <w:left w:val="single" w:color="auto" w:sz="12" w:space="0"/>
+              <w:bottom w:val="nil"/>
+              <w:right w:val="nil"/>
+            </w:tcBorders>
             <w:shd w:val="clear" w:color="auto" w:fill="auto"/>
+            <w:noWrap w:val="0"/>
+            <w:tcMar>
+              <w:top w:w="120" w:type="dxa"/>
+              <w:left w:w="-1" w:type="dxa"/>
+              <w:bottom w:w="120" w:type="dxa"/>
+              <w:right w:w="192" w:type="dxa"/>
+            </w:tcMar>
+            <w:vAlign w:val="center"/>
+          </w:tcPr>
+          <w:p>
+            <w:pPr>
+              <w:keepNext w:val="0"/>
+              <w:keepLines w:val="0"/>
+              <w:pageBreakBefore w:val="0"/>
+              <w:widowControl w:val="0"/>
+              <w:suppressLineNumbers w:val="0"/>
+              <w:kinsoku w:val="0"/>
+              <w:wordWrap/>
+              <w:overflowPunct/>
+              <w:topLinePunct w:val="0"/>
+              <w:autoSpaceDE w:val="0"/>
+              <w:autoSpaceDN w:val="0"/>
+              <w:bidi w:val="0"/>
+              <w:adjustRightInd w:val="0"/>
+              <w:snapToGrid w:val="0"/>
+              <w:spacing w:line="240" w:lineRule="auto"/>
+              <w:ind w:left="0" w:leftChars="0" w:right="0" w:rightChars="0" w:firstLine="0" w:firstLineChars="0"/>
+              <w:jc w:val="center"/>
+              <w:textAlignment w:val="baseline"/>
+              <w:rPr>
+                <w:rFonts w:hint="default" w:ascii="Segoe UI" w:hAnsi="Segoe UI" w:eastAsia="Segoe UI" w:cs="Segoe UI"/>
+                <w:i w:val="0"/>
+                <w:iCs w:val="0"/>
+                <w:caps w:val="0"/>
+                <w:color w:val="0F1115"/>
+                <w:spacing w:val="0"/>
+                <w:sz w:val="18"/>
+                <w:szCs w:val="18"/>
+              </w:rPr>
+            </w:pPr>
+            <w:r>
+              <w:rPr>
+                <w:rFonts w:hint="default" w:ascii="Segoe UI" w:hAnsi="Segoe UI" w:eastAsia="Segoe UI" w:cs="Segoe UI"/>
+                <w:i w:val="0"/>
+                <w:iCs w:val="0"/>
+                <w:caps w:val="0"/>
+                <w:color w:val="0F1115"/>
+                <w:spacing w:val="0"/>
+                <w:sz w:val="18"/>
+                <w:szCs w:val="18"/>
+                <w:lang w:val="en-US" w:eastAsia="zh-CN"/>
+              </w:rPr>
+              <w:t>数据准确性</w:t>
+            </w:r>
+          </w:p>
+        </w:tc>
+        <w:tc>
+          <w:tcPr>
+            <w:tcW w:w="2262" w:type="dxa"/>
+            <w:tcBorders>
+              <w:top w:val="single" w:color="auto" w:sz="4" w:space="0"/>
+              <w:left w:val="single" w:color="auto" w:sz="4" w:space="0"/>
+              <w:bottom w:val="nil"/>
+              <w:right w:val="nil"/>
+            </w:tcBorders>
+            <w:shd w:val="clear" w:color="auto" w:fill="auto"/>
+            <w:noWrap w:val="0"/>
             <w:tcMar>
               <w:top w:w="120" w:type="dxa"/>
               <w:left w:w="192" w:type="dxa"/>
@@ -2238,78 +3442,22 @@
             <w:pPr>
               <w:keepNext w:val="0"/>
               <w:keepLines w:val="0"/>
-              <w:widowControl/>
+              <w:pageBreakBefore w:val="0"/>
+              <w:widowControl w:val="0"/>
               <w:suppressLineNumbers w:val="0"/>
-              <w:spacing w:line="300" w:lineRule="atLeast"/>
-              <w:jc w:val="both"/>
-              <w:rPr>
-                <w:rFonts w:hint="default" w:ascii="Segoe UI" w:hAnsi="Segoe UI" w:eastAsia="Segoe UI" w:cs="Segoe UI"/>
-                <w:i w:val="0"/>
-                <w:iCs w:val="0"/>
-                <w:caps w:val="0"/>
-                <w:color w:val="0F1115"/>
-                <w:spacing w:val="0"/>
-                <w:sz w:val="18"/>
-                <w:szCs w:val="18"/>
-              </w:rPr>
-            </w:pPr>
-            <w:r>
-              <w:rPr>
-                <w:rFonts w:hint="default" w:ascii="Segoe UI" w:hAnsi="Segoe UI" w:eastAsia="Segoe UI" w:cs="Segoe UI"/>
-                <w:i w:val="0"/>
-                <w:iCs w:val="0"/>
-                <w:caps w:val="0"/>
-                <w:snapToGrid w:val="0"/>
-                <w:color w:val="000000"/>
-                <w:spacing w:val="0"/>
-                <w:kern w:val="0"/>
-                <w:sz w:val="18"/>
-                <w:szCs w:val="18"/>
-                <w:lang w:val="en-US" w:eastAsia="zh-CN"/>
-              </w:rPr>
-              <w:t>趋势分析</w:t>
-            </w:r>
-          </w:p>
-        </w:tc>
-      </w:tr>
-      <w:tr>
-        <w:tblPrEx>
-          <w:tblBorders>
-            <w:top w:val="single" w:color="auto" w:sz="4" w:space="0"/>
-            <w:left w:val="single" w:color="auto" w:sz="4" w:space="0"/>
-            <w:bottom w:val="single" w:color="auto" w:sz="4" w:space="0"/>
-            <w:right w:val="single" w:color="auto" w:sz="4" w:space="0"/>
-            <w:insideH w:val="single" w:color="auto" w:sz="4" w:space="0"/>
-            <w:insideV w:val="single" w:color="auto" w:sz="4" w:space="0"/>
-          </w:tblBorders>
-          <w:shd w:val="clear" w:color="auto" w:fill="auto"/>
-          <w:tblCellMar>
-            <w:top w:w="15" w:type="dxa"/>
-            <w:left w:w="15" w:type="dxa"/>
-            <w:bottom w:w="15" w:type="dxa"/>
-            <w:right w:w="15" w:type="dxa"/>
-          </w:tblCellMar>
-        </w:tblPrEx>
-        <w:tc>
-          <w:tcPr>
-            <w:tcW w:w="0" w:type="auto"/>
-            <w:shd w:val="clear" w:color="auto" w:fill="auto"/>
-            <w:tcMar>
-              <w:top w:w="120" w:type="dxa"/>
-              <w:left w:w="0" w:type="dxa"/>
-              <w:bottom w:w="120" w:type="dxa"/>
-              <w:right w:w="192" w:type="dxa"/>
-            </w:tcMar>
-            <w:vAlign w:val="center"/>
-          </w:tcPr>
-          <w:p>
-            <w:pPr>
-              <w:keepNext w:val="0"/>
-              <w:keepLines w:val="0"/>
-              <w:widowControl/>
-              <w:suppressLineNumbers w:val="0"/>
-              <w:spacing w:line="300" w:lineRule="atLeast"/>
-              <w:jc w:val="both"/>
+              <w:kinsoku w:val="0"/>
+              <w:wordWrap/>
+              <w:overflowPunct/>
+              <w:topLinePunct w:val="0"/>
+              <w:autoSpaceDE w:val="0"/>
+              <w:autoSpaceDN w:val="0"/>
+              <w:bidi w:val="0"/>
+              <w:adjustRightInd w:val="0"/>
+              <w:snapToGrid w:val="0"/>
+              <w:spacing w:line="240" w:lineRule="auto"/>
+              <w:ind w:left="0" w:leftChars="0" w:right="0" w:rightChars="0" w:firstLine="0" w:firstLineChars="0"/>
+              <w:jc w:val="center"/>
+              <w:textAlignment w:val="baseline"/>
               <w:rPr>
                 <w:rFonts w:hint="default" w:ascii="Segoe UI" w:hAnsi="Segoe UI" w:eastAsia="Segoe UI" w:cs="Segoe UI"/>
                 <w:i w:val="0"/>
@@ -2333,14 +3481,21 @@
                 <w:szCs w:val="18"/>
                 <w:lang w:val="en-US" w:eastAsia="zh-CN"/>
               </w:rPr>
-              <w:t>数据准确性</w:t>
+              <w:t>库存备件数据准确率</w:t>
             </w:r>
           </w:p>
         </w:tc>
         <w:tc>
           <w:tcPr>
-            <w:tcW w:w="0" w:type="auto"/>
+            <w:tcW w:w="1160" w:type="dxa"/>
+            <w:tcBorders>
+              <w:top w:val="single" w:color="auto" w:sz="4" w:space="0"/>
+              <w:left w:val="single" w:color="auto" w:sz="4" w:space="0"/>
+              <w:bottom w:val="nil"/>
+              <w:right w:val="nil"/>
+            </w:tcBorders>
             <w:shd w:val="clear" w:color="auto" w:fill="auto"/>
+            <w:noWrap w:val="0"/>
             <w:tcMar>
               <w:top w:w="120" w:type="dxa"/>
               <w:left w:w="192" w:type="dxa"/>
@@ -2353,10 +3508,22 @@
             <w:pPr>
               <w:keepNext w:val="0"/>
               <w:keepLines w:val="0"/>
-              <w:widowControl/>
+              <w:pageBreakBefore w:val="0"/>
+              <w:widowControl w:val="0"/>
               <w:suppressLineNumbers w:val="0"/>
-              <w:spacing w:line="300" w:lineRule="atLeast"/>
-              <w:jc w:val="both"/>
+              <w:kinsoku w:val="0"/>
+              <w:wordWrap/>
+              <w:overflowPunct/>
+              <w:topLinePunct w:val="0"/>
+              <w:autoSpaceDE w:val="0"/>
+              <w:autoSpaceDN w:val="0"/>
+              <w:bidi w:val="0"/>
+              <w:adjustRightInd w:val="0"/>
+              <w:snapToGrid w:val="0"/>
+              <w:spacing w:line="240" w:lineRule="auto"/>
+              <w:ind w:left="0" w:leftChars="0" w:right="0" w:rightChars="0" w:firstLine="0" w:firstLineChars="0"/>
+              <w:jc w:val="center"/>
+              <w:textAlignment w:val="baseline"/>
               <w:rPr>
                 <w:rFonts w:hint="default" w:ascii="Segoe UI" w:hAnsi="Segoe UI" w:eastAsia="Segoe UI" w:cs="Segoe UI"/>
                 <w:i w:val="0"/>
@@ -2374,20 +3541,61 @@
                 <w:i w:val="0"/>
                 <w:iCs w:val="0"/>
                 <w:caps w:val="0"/>
-                <w:color w:val="0F1115"/>
+                <w:snapToGrid w:val="0"/>
+                <w:color w:val="000000"/>
                 <w:spacing w:val="0"/>
+                <w:kern w:val="0"/>
                 <w:sz w:val="18"/>
                 <w:szCs w:val="18"/>
                 <w:lang w:val="en-US" w:eastAsia="zh-CN"/>
               </w:rPr>
-              <w:t>库存备件数据准确率</w:t>
+              <w:t>≥ 9</w:t>
+            </w:r>
+            <w:r>
+              <w:rPr>
+                <w:rFonts w:hint="eastAsia" w:ascii="Segoe UI" w:hAnsi="Segoe UI" w:eastAsia="Segoe UI" w:cs="Segoe UI"/>
+                <w:i w:val="0"/>
+                <w:iCs w:val="0"/>
+                <w:caps w:val="0"/>
+                <w:snapToGrid w:val="0"/>
+                <w:color w:val="000000"/>
+                <w:spacing w:val="0"/>
+                <w:kern w:val="0"/>
+                <w:sz w:val="18"/>
+                <w:szCs w:val="18"/>
+                <w:lang w:val="en-US" w:eastAsia="zh-CN"/>
+              </w:rPr>
+              <w:t>9</w:t>
+            </w:r>
+            <w:r>
+              <w:rPr>
+                <w:rFonts w:hint="default" w:ascii="Segoe UI" w:hAnsi="Segoe UI" w:eastAsia="Segoe UI" w:cs="Segoe UI"/>
+                <w:i w:val="0"/>
+                <w:iCs w:val="0"/>
+                <w:caps w:val="0"/>
+                <w:snapToGrid w:val="0"/>
+                <w:color w:val="000000"/>
+                <w:spacing w:val="0"/>
+                <w:kern w:val="0"/>
+                <w:sz w:val="18"/>
+                <w:szCs w:val="18"/>
+                <w:lang w:val="en-US" w:eastAsia="zh-CN"/>
+              </w:rPr>
+              <w:t>%</w:t>
             </w:r>
           </w:p>
         </w:tc>
         <w:tc>
           <w:tcPr>
-            <w:tcW w:w="0" w:type="auto"/>
+            <w:tcW w:w="1784" w:type="dxa"/>
+            <w:tcBorders>
+              <w:top w:val="single" w:color="auto" w:sz="4" w:space="0"/>
+              <w:left w:val="single" w:color="auto" w:sz="4" w:space="0"/>
+              <w:bottom w:val="nil"/>
+              <w:right w:val="nil"/>
+            </w:tcBorders>
             <w:shd w:val="clear" w:color="auto" w:fill="auto"/>
+            <w:noWrap w:val="0"/>
             <w:tcMar>
               <w:top w:w="120" w:type="dxa"/>
               <w:left w:w="192" w:type="dxa"/>
@@ -2400,10 +3608,22 @@
             <w:pPr>
               <w:keepNext w:val="0"/>
               <w:keepLines w:val="0"/>
-              <w:widowControl/>
+              <w:pageBreakBefore w:val="0"/>
+              <w:widowControl w:val="0"/>
               <w:suppressLineNumbers w:val="0"/>
-              <w:spacing w:line="300" w:lineRule="atLeast"/>
-              <w:jc w:val="both"/>
+              <w:kinsoku w:val="0"/>
+              <w:wordWrap/>
+              <w:overflowPunct/>
+              <w:topLinePunct w:val="0"/>
+              <w:autoSpaceDE w:val="0"/>
+              <w:autoSpaceDN w:val="0"/>
+              <w:bidi w:val="0"/>
+              <w:adjustRightInd w:val="0"/>
+              <w:snapToGrid w:val="0"/>
+              <w:spacing w:line="240" w:lineRule="auto"/>
+              <w:ind w:left="0" w:leftChars="0" w:right="0" w:rightChars="0" w:firstLine="0" w:firstLineChars="0"/>
+              <w:jc w:val="center"/>
+              <w:textAlignment w:val="baseline"/>
               <w:rPr>
                 <w:rFonts w:hint="default" w:ascii="Segoe UI" w:hAnsi="Segoe UI" w:eastAsia="Segoe UI" w:cs="Segoe UI"/>
                 <w:i w:val="0"/>
@@ -2429,46 +3649,21 @@
                 <w:szCs w:val="18"/>
                 <w:lang w:val="en-US" w:eastAsia="zh-CN"/>
               </w:rPr>
-              <w:t>≥ 9</w:t>
-            </w:r>
-            <w:r>
-              <w:rPr>
-                <w:rFonts w:hint="eastAsia" w:ascii="Segoe UI" w:hAnsi="Segoe UI" w:eastAsia="Segoe UI" w:cs="Segoe UI"/>
-                <w:i w:val="0"/>
-                <w:iCs w:val="0"/>
-                <w:caps w:val="0"/>
-                <w:snapToGrid w:val="0"/>
-                <w:color w:val="000000"/>
-                <w:spacing w:val="0"/>
-                <w:kern w:val="0"/>
-                <w:sz w:val="18"/>
-                <w:szCs w:val="18"/>
-                <w:lang w:val="en-US" w:eastAsia="zh-CN"/>
-              </w:rPr>
-              <w:t>9</w:t>
-            </w:r>
-            <w:r>
-              <w:rPr>
-                <w:rFonts w:hint="default" w:ascii="Segoe UI" w:hAnsi="Segoe UI" w:eastAsia="Segoe UI" w:cs="Segoe UI"/>
-                <w:i w:val="0"/>
-                <w:iCs w:val="0"/>
-                <w:caps w:val="0"/>
-                <w:snapToGrid w:val="0"/>
-                <w:color w:val="000000"/>
-                <w:spacing w:val="0"/>
-                <w:kern w:val="0"/>
-                <w:sz w:val="18"/>
-                <w:szCs w:val="18"/>
-                <w:lang w:val="en-US" w:eastAsia="zh-CN"/>
-              </w:rPr>
-              <w:t>%</w:t>
+              <w:t>99%</w:t>
             </w:r>
           </w:p>
         </w:tc>
         <w:tc>
           <w:tcPr>
-            <w:tcW w:w="0" w:type="auto"/>
+            <w:tcW w:w="1784" w:type="dxa"/>
+            <w:tcBorders>
+              <w:top w:val="single" w:color="auto" w:sz="4" w:space="0"/>
+              <w:left w:val="single" w:color="auto" w:sz="4" w:space="0"/>
+              <w:bottom w:val="nil"/>
+              <w:right w:val="nil"/>
+            </w:tcBorders>
             <w:shd w:val="clear" w:color="auto" w:fill="auto"/>
+            <w:noWrap w:val="0"/>
             <w:tcMar>
               <w:top w:w="120" w:type="dxa"/>
               <w:left w:w="192" w:type="dxa"/>
@@ -2481,10 +3676,22 @@
             <w:pPr>
               <w:keepNext w:val="0"/>
               <w:keepLines w:val="0"/>
-              <w:widowControl/>
+              <w:pageBreakBefore w:val="0"/>
+              <w:widowControl w:val="0"/>
               <w:suppressLineNumbers w:val="0"/>
-              <w:spacing w:line="300" w:lineRule="atLeast"/>
-              <w:jc w:val="both"/>
+              <w:kinsoku w:val="0"/>
+              <w:wordWrap/>
+              <w:overflowPunct/>
+              <w:topLinePunct w:val="0"/>
+              <w:autoSpaceDE w:val="0"/>
+              <w:autoSpaceDN w:val="0"/>
+              <w:bidi w:val="0"/>
+              <w:adjustRightInd w:val="0"/>
+              <w:snapToGrid w:val="0"/>
+              <w:spacing w:line="240" w:lineRule="auto"/>
+              <w:ind w:left="0" w:leftChars="0" w:right="0" w:rightChars="0" w:firstLine="0" w:firstLineChars="0"/>
+              <w:jc w:val="center"/>
+              <w:textAlignment w:val="baseline"/>
               <w:rPr>
                 <w:rFonts w:hint="default" w:ascii="Segoe UI" w:hAnsi="Segoe UI" w:eastAsia="Segoe UI" w:cs="Segoe UI"/>
                 <w:i w:val="0"/>
@@ -2516,8 +3723,15 @@
         </w:tc>
         <w:tc>
           <w:tcPr>
-            <w:tcW w:w="0" w:type="auto"/>
+            <w:tcW w:w="1784" w:type="dxa"/>
+            <w:tcBorders>
+              <w:top w:val="single" w:color="auto" w:sz="4" w:space="0"/>
+              <w:left w:val="single" w:color="auto" w:sz="4" w:space="0"/>
+              <w:bottom w:val="nil"/>
+              <w:right w:val="single" w:color="auto" w:sz="12" w:space="0"/>
+            </w:tcBorders>
             <w:shd w:val="clear" w:color="auto" w:fill="auto"/>
+            <w:noWrap w:val="0"/>
             <w:tcMar>
               <w:top w:w="120" w:type="dxa"/>
               <w:left w:w="192" w:type="dxa"/>
@@ -2530,10 +3744,22 @@
             <w:pPr>
               <w:keepNext w:val="0"/>
               <w:keepLines w:val="0"/>
-              <w:widowControl/>
+              <w:pageBreakBefore w:val="0"/>
+              <w:widowControl w:val="0"/>
               <w:suppressLineNumbers w:val="0"/>
-              <w:spacing w:line="300" w:lineRule="atLeast"/>
-              <w:jc w:val="both"/>
+              <w:kinsoku w:val="0"/>
+              <w:wordWrap/>
+              <w:overflowPunct/>
+              <w:topLinePunct w:val="0"/>
+              <w:autoSpaceDE w:val="0"/>
+              <w:autoSpaceDN w:val="0"/>
+              <w:bidi w:val="0"/>
+              <w:adjustRightInd w:val="0"/>
+              <w:snapToGrid w:val="0"/>
+              <w:spacing w:line="240" w:lineRule="auto"/>
+              <w:ind w:left="0" w:leftChars="0" w:right="0" w:rightChars="0" w:firstLine="0" w:firstLineChars="0"/>
+              <w:jc w:val="center"/>
+              <w:textAlignment w:val="baseline"/>
               <w:rPr>
                 <w:rFonts w:hint="default" w:ascii="Segoe UI" w:hAnsi="Segoe UI" w:eastAsia="Segoe UI" w:cs="Segoe UI"/>
                 <w:i w:val="0"/>
@@ -2563,10 +3789,106 @@
             </w:r>
           </w:p>
         </w:tc>
+      </w:tr>
+      <w:tr>
+        <w:tblPrEx>
+          <w:tblBorders>
+            <w:top w:val="none" w:color="auto" w:sz="4" w:space="0"/>
+            <w:left w:val="none" w:color="auto" w:sz="4" w:space="0"/>
+            <w:bottom w:val="none" w:color="auto" w:sz="4" w:space="0"/>
+            <w:right w:val="none" w:color="auto" w:sz="4" w:space="0"/>
+            <w:insideH w:val="none" w:color="auto" w:sz="4" w:space="0"/>
+            <w:insideV w:val="none" w:color="auto" w:sz="4" w:space="0"/>
+          </w:tblBorders>
+          <w:shd w:val="clear" w:color="auto" w:fill="auto"/>
+          <w:tblCellMar>
+            <w:top w:w="15" w:type="dxa"/>
+            <w:left w:w="15" w:type="dxa"/>
+            <w:bottom w:w="15" w:type="dxa"/>
+            <w:right w:w="15" w:type="dxa"/>
+          </w:tblCellMar>
+        </w:tblPrEx>
+        <w:trPr>
+          <w:trHeight w:val="0" w:hRule="atLeast"/>
+          <w:jc w:val="center"/>
+        </w:trPr>
         <w:tc>
           <w:tcPr>
-            <w:tcW w:w="0" w:type="auto"/>
+            <w:tcW w:w="1248" w:type="dxa"/>
+            <w:tcBorders>
+              <w:top w:val="single" w:color="auto" w:sz="4" w:space="0"/>
+              <w:left w:val="single" w:color="auto" w:sz="12" w:space="0"/>
+              <w:bottom w:val="single" w:color="auto" w:sz="12" w:space="0"/>
+              <w:right w:val="nil"/>
+            </w:tcBorders>
             <w:shd w:val="clear" w:color="auto" w:fill="auto"/>
+            <w:noWrap w:val="0"/>
+            <w:tcMar>
+              <w:top w:w="120" w:type="dxa"/>
+              <w:left w:w="-1" w:type="dxa"/>
+              <w:bottom w:w="120" w:type="dxa"/>
+              <w:right w:w="192" w:type="dxa"/>
+            </w:tcMar>
+            <w:vAlign w:val="center"/>
+          </w:tcPr>
+          <w:p>
+            <w:pPr>
+              <w:keepNext w:val="0"/>
+              <w:keepLines w:val="0"/>
+              <w:pageBreakBefore w:val="0"/>
+              <w:widowControl w:val="0"/>
+              <w:suppressLineNumbers w:val="0"/>
+              <w:kinsoku w:val="0"/>
+              <w:wordWrap/>
+              <w:overflowPunct/>
+              <w:topLinePunct w:val="0"/>
+              <w:autoSpaceDE w:val="0"/>
+              <w:autoSpaceDN w:val="0"/>
+              <w:bidi w:val="0"/>
+              <w:adjustRightInd w:val="0"/>
+              <w:snapToGrid w:val="0"/>
+              <w:spacing w:line="240" w:lineRule="auto"/>
+              <w:ind w:left="0" w:leftChars="0" w:right="0" w:rightChars="0" w:firstLine="0" w:firstLineChars="0"/>
+              <w:jc w:val="center"/>
+              <w:textAlignment w:val="baseline"/>
+              <w:rPr>
+                <w:rFonts w:hint="default" w:ascii="Segoe UI" w:hAnsi="Segoe UI" w:eastAsia="Segoe UI" w:cs="Segoe UI"/>
+                <w:i w:val="0"/>
+                <w:iCs w:val="0"/>
+                <w:caps w:val="0"/>
+                <w:color w:val="0F1115"/>
+                <w:spacing w:val="0"/>
+                <w:sz w:val="18"/>
+                <w:szCs w:val="18"/>
+              </w:rPr>
+            </w:pPr>
+            <w:r>
+              <w:rPr>
+                <w:rFonts w:hint="default" w:ascii="Segoe UI" w:hAnsi="Segoe UI" w:eastAsia="Segoe UI" w:cs="Segoe UI"/>
+                <w:i w:val="0"/>
+                <w:iCs w:val="0"/>
+                <w:caps w:val="0"/>
+                <w:color w:val="0F1115"/>
+                <w:spacing w:val="0"/>
+                <w:sz w:val="18"/>
+                <w:szCs w:val="18"/>
+                <w:lang w:val="en-US" w:eastAsia="zh-CN"/>
+              </w:rPr>
+              <w:t>资源可用性</w:t>
+            </w:r>
+          </w:p>
+        </w:tc>
+        <w:tc>
+          <w:tcPr>
+            <w:tcW w:w="2262" w:type="dxa"/>
+            <w:tcBorders>
+              <w:top w:val="single" w:color="auto" w:sz="4" w:space="0"/>
+              <w:left w:val="single" w:color="auto" w:sz="4" w:space="0"/>
+              <w:bottom w:val="single" w:color="auto" w:sz="12" w:space="0"/>
+              <w:right w:val="nil"/>
+            </w:tcBorders>
+            <w:shd w:val="clear" w:color="auto" w:fill="auto"/>
+            <w:noWrap w:val="0"/>
             <w:tcMar>
               <w:top w:w="120" w:type="dxa"/>
               <w:left w:w="192" w:type="dxa"/>
@@ -2579,146 +3901,22 @@
             <w:pPr>
               <w:keepNext w:val="0"/>
               <w:keepLines w:val="0"/>
-              <w:widowControl/>
+              <w:pageBreakBefore w:val="0"/>
+              <w:widowControl w:val="0"/>
               <w:suppressLineNumbers w:val="0"/>
-              <w:spacing w:line="300" w:lineRule="atLeast"/>
-              <w:jc w:val="both"/>
-              <w:rPr>
-                <w:rFonts w:hint="default" w:ascii="Segoe UI" w:hAnsi="Segoe UI" w:eastAsia="Segoe UI" w:cs="Segoe UI"/>
-                <w:i w:val="0"/>
-                <w:iCs w:val="0"/>
-                <w:caps w:val="0"/>
-                <w:color w:val="0F1115"/>
-                <w:spacing w:val="0"/>
-                <w:sz w:val="18"/>
-                <w:szCs w:val="18"/>
-              </w:rPr>
-            </w:pPr>
-            <w:r>
-              <w:rPr>
-                <w:rFonts w:hint="default" w:ascii="Segoe UI" w:hAnsi="Segoe UI" w:eastAsia="Segoe UI" w:cs="Segoe UI"/>
-                <w:i w:val="0"/>
-                <w:iCs w:val="0"/>
-                <w:caps w:val="0"/>
-                <w:snapToGrid w:val="0"/>
-                <w:color w:val="000000"/>
-                <w:spacing w:val="0"/>
-                <w:kern w:val="0"/>
-                <w:sz w:val="18"/>
-                <w:szCs w:val="18"/>
-                <w:lang w:val="en-US" w:eastAsia="zh-CN"/>
-              </w:rPr>
-              <w:t>99%</w:t>
-            </w:r>
-          </w:p>
-        </w:tc>
-        <w:tc>
-          <w:tcPr>
-            <w:tcW w:w="0" w:type="auto"/>
-            <w:shd w:val="clear" w:color="auto" w:fill="auto"/>
-            <w:tcMar>
-              <w:top w:w="120" w:type="dxa"/>
-              <w:left w:w="192" w:type="dxa"/>
-              <w:bottom w:w="120" w:type="dxa"/>
-              <w:right w:w="0" w:type="dxa"/>
-            </w:tcMar>
-            <w:vAlign w:val="center"/>
-          </w:tcPr>
-          <w:p>
-            <w:pPr>
-              <w:keepNext w:val="0"/>
-              <w:keepLines w:val="0"/>
-              <w:widowControl/>
-              <w:suppressLineNumbers w:val="0"/>
-              <w:spacing w:line="300" w:lineRule="atLeast"/>
-              <w:jc w:val="both"/>
-              <w:rPr>
-                <w:rFonts w:hint="default" w:ascii="Segoe UI" w:hAnsi="Segoe UI" w:eastAsia="Segoe UI" w:cs="Segoe UI"/>
-                <w:i w:val="0"/>
-                <w:iCs w:val="0"/>
-                <w:caps w:val="0"/>
-                <w:color w:val="0F1115"/>
-                <w:spacing w:val="0"/>
-                <w:sz w:val="18"/>
-                <w:szCs w:val="18"/>
-              </w:rPr>
-            </w:pPr>
-            <w:r>
-              <w:rPr>
-                <w:rStyle w:val="23"/>
-                <w:rFonts w:hint="default" w:ascii="Segoe UI" w:hAnsi="Segoe UI" w:eastAsia="Segoe UI" w:cs="Segoe UI"/>
-                <w:b/>
-                <w:bCs/>
-                <w:i w:val="0"/>
-                <w:iCs w:val="0"/>
-                <w:caps w:val="0"/>
-                <w:snapToGrid w:val="0"/>
-                <w:color w:val="000000"/>
-                <w:spacing w:val="0"/>
-                <w:kern w:val="0"/>
-                <w:sz w:val="18"/>
-                <w:szCs w:val="18"/>
-                <w:lang w:val="en-US" w:eastAsia="zh-CN"/>
-              </w:rPr>
-              <w:t>表现稳定卓越。</w:t>
-            </w:r>
-            <w:r>
-              <w:rPr>
-                <w:rFonts w:hint="default" w:ascii="Segoe UI" w:hAnsi="Segoe UI" w:eastAsia="Segoe UI" w:cs="Segoe UI"/>
-                <w:i w:val="0"/>
-                <w:iCs w:val="0"/>
-                <w:caps w:val="0"/>
-                <w:snapToGrid w:val="0"/>
-                <w:color w:val="000000"/>
-                <w:spacing w:val="0"/>
-                <w:kern w:val="0"/>
-                <w:sz w:val="18"/>
-                <w:szCs w:val="18"/>
-                <w:lang w:val="en-US" w:eastAsia="zh-CN"/>
-              </w:rPr>
-              <w:t> 连续三个季度维持99%的，表明物理管理与数字记录体系已高度融合，日常管控机制运行有效，为决策提供了极度可靠的数据支撑。</w:t>
-            </w:r>
-          </w:p>
-        </w:tc>
-      </w:tr>
-      <w:tr>
-        <w:tblPrEx>
-          <w:tblBorders>
-            <w:top w:val="single" w:color="auto" w:sz="4" w:space="0"/>
-            <w:left w:val="single" w:color="auto" w:sz="4" w:space="0"/>
-            <w:bottom w:val="single" w:color="auto" w:sz="4" w:space="0"/>
-            <w:right w:val="single" w:color="auto" w:sz="4" w:space="0"/>
-            <w:insideH w:val="single" w:color="auto" w:sz="4" w:space="0"/>
-            <w:insideV w:val="single" w:color="auto" w:sz="4" w:space="0"/>
-          </w:tblBorders>
-          <w:shd w:val="clear" w:color="auto" w:fill="auto"/>
-          <w:tblCellMar>
-            <w:top w:w="15" w:type="dxa"/>
-            <w:left w:w="15" w:type="dxa"/>
-            <w:bottom w:w="15" w:type="dxa"/>
-            <w:right w:w="15" w:type="dxa"/>
-          </w:tblCellMar>
-        </w:tblPrEx>
-        <w:tc>
-          <w:tcPr>
-            <w:tcW w:w="0" w:type="auto"/>
-            <w:shd w:val="clear" w:color="auto" w:fill="auto"/>
-            <w:tcMar>
-              <w:top w:w="120" w:type="dxa"/>
-              <w:left w:w="0" w:type="dxa"/>
-              <w:bottom w:w="120" w:type="dxa"/>
-              <w:right w:w="192" w:type="dxa"/>
-            </w:tcMar>
-            <w:vAlign w:val="center"/>
-          </w:tcPr>
-          <w:p>
-            <w:pPr>
-              <w:keepNext w:val="0"/>
-              <w:keepLines w:val="0"/>
-              <w:widowControl/>
-              <w:suppressLineNumbers w:val="0"/>
-              <w:spacing w:line="300" w:lineRule="atLeast"/>
-              <w:jc w:val="both"/>
+              <w:kinsoku w:val="0"/>
+              <w:wordWrap/>
+              <w:overflowPunct/>
+              <w:topLinePunct w:val="0"/>
+              <w:autoSpaceDE w:val="0"/>
+              <w:autoSpaceDN w:val="0"/>
+              <w:bidi w:val="0"/>
+              <w:adjustRightInd w:val="0"/>
+              <w:snapToGrid w:val="0"/>
+              <w:spacing w:line="240" w:lineRule="auto"/>
+              <w:ind w:left="0" w:leftChars="0" w:right="0" w:rightChars="0" w:firstLine="0" w:firstLineChars="0"/>
+              <w:jc w:val="center"/>
+              <w:textAlignment w:val="baseline"/>
               <w:rPr>
                 <w:rFonts w:hint="default" w:ascii="Segoe UI" w:hAnsi="Segoe UI" w:eastAsia="Segoe UI" w:cs="Segoe UI"/>
                 <w:i w:val="0"/>
@@ -2742,14 +3940,21 @@
                 <w:szCs w:val="18"/>
                 <w:lang w:val="en-US" w:eastAsia="zh-CN"/>
               </w:rPr>
-              <w:t>资源可用性</w:t>
+              <w:t>备件可用率</w:t>
             </w:r>
           </w:p>
         </w:tc>
         <w:tc>
           <w:tcPr>
-            <w:tcW w:w="0" w:type="auto"/>
+            <w:tcW w:w="1160" w:type="dxa"/>
+            <w:tcBorders>
+              <w:top w:val="single" w:color="auto" w:sz="4" w:space="0"/>
+              <w:left w:val="single" w:color="auto" w:sz="4" w:space="0"/>
+              <w:bottom w:val="single" w:color="auto" w:sz="12" w:space="0"/>
+              <w:right w:val="nil"/>
+            </w:tcBorders>
             <w:shd w:val="clear" w:color="auto" w:fill="auto"/>
+            <w:noWrap w:val="0"/>
             <w:tcMar>
               <w:top w:w="120" w:type="dxa"/>
               <w:left w:w="192" w:type="dxa"/>
@@ -2762,10 +3967,22 @@
             <w:pPr>
               <w:keepNext w:val="0"/>
               <w:keepLines w:val="0"/>
-              <w:widowControl/>
+              <w:pageBreakBefore w:val="0"/>
+              <w:widowControl w:val="0"/>
               <w:suppressLineNumbers w:val="0"/>
-              <w:spacing w:line="300" w:lineRule="atLeast"/>
-              <w:jc w:val="both"/>
+              <w:kinsoku w:val="0"/>
+              <w:wordWrap/>
+              <w:overflowPunct/>
+              <w:topLinePunct w:val="0"/>
+              <w:autoSpaceDE w:val="0"/>
+              <w:autoSpaceDN w:val="0"/>
+              <w:bidi w:val="0"/>
+              <w:adjustRightInd w:val="0"/>
+              <w:snapToGrid w:val="0"/>
+              <w:spacing w:line="240" w:lineRule="auto"/>
+              <w:ind w:left="0" w:leftChars="0" w:right="0" w:rightChars="0" w:firstLine="0" w:firstLineChars="0"/>
+              <w:jc w:val="center"/>
+              <w:textAlignment w:val="baseline"/>
               <w:rPr>
                 <w:rFonts w:hint="default" w:ascii="Segoe UI" w:hAnsi="Segoe UI" w:eastAsia="Segoe UI" w:cs="Segoe UI"/>
                 <w:i w:val="0"/>
@@ -2783,20 +4000,29 @@
                 <w:i w:val="0"/>
                 <w:iCs w:val="0"/>
                 <w:caps w:val="0"/>
-                <w:color w:val="0F1115"/>
+                <w:snapToGrid w:val="0"/>
+                <w:color w:val="000000"/>
                 <w:spacing w:val="0"/>
+                <w:kern w:val="0"/>
                 <w:sz w:val="18"/>
                 <w:szCs w:val="18"/>
                 <w:lang w:val="en-US" w:eastAsia="zh-CN"/>
               </w:rPr>
-              <w:t>备件可用率</w:t>
+              <w:t>≥ 95%</w:t>
             </w:r>
           </w:p>
         </w:tc>
         <w:tc>
           <w:tcPr>
-            <w:tcW w:w="0" w:type="auto"/>
+            <w:tcW w:w="1784" w:type="dxa"/>
+            <w:tcBorders>
+              <w:top w:val="single" w:color="auto" w:sz="4" w:space="0"/>
+              <w:left w:val="single" w:color="auto" w:sz="4" w:space="0"/>
+              <w:bottom w:val="single" w:color="auto" w:sz="12" w:space="0"/>
+              <w:right w:val="nil"/>
+            </w:tcBorders>
             <w:shd w:val="clear" w:color="auto" w:fill="auto"/>
+            <w:noWrap w:val="0"/>
             <w:tcMar>
               <w:top w:w="120" w:type="dxa"/>
               <w:left w:w="192" w:type="dxa"/>
@@ -2809,10 +4035,22 @@
             <w:pPr>
               <w:keepNext w:val="0"/>
               <w:keepLines w:val="0"/>
-              <w:widowControl/>
+              <w:pageBreakBefore w:val="0"/>
+              <w:widowControl w:val="0"/>
               <w:suppressLineNumbers w:val="0"/>
-              <w:spacing w:line="300" w:lineRule="atLeast"/>
-              <w:jc w:val="both"/>
+              <w:kinsoku w:val="0"/>
+              <w:wordWrap/>
+              <w:overflowPunct/>
+              <w:topLinePunct w:val="0"/>
+              <w:autoSpaceDE w:val="0"/>
+              <w:autoSpaceDN w:val="0"/>
+              <w:bidi w:val="0"/>
+              <w:adjustRightInd w:val="0"/>
+              <w:snapToGrid w:val="0"/>
+              <w:spacing w:line="240" w:lineRule="auto"/>
+              <w:ind w:left="0" w:leftChars="0" w:right="0" w:rightChars="0" w:firstLine="0" w:firstLineChars="0"/>
+              <w:jc w:val="center"/>
+              <w:textAlignment w:val="baseline"/>
               <w:rPr>
                 <w:rFonts w:hint="default" w:ascii="Segoe UI" w:hAnsi="Segoe UI" w:eastAsia="Segoe UI" w:cs="Segoe UI"/>
                 <w:i w:val="0"/>
@@ -2838,14 +4076,21 @@
                 <w:szCs w:val="18"/>
                 <w:lang w:val="en-US" w:eastAsia="zh-CN"/>
               </w:rPr>
-              <w:t>≥ 95%</w:t>
+              <w:t>96%</w:t>
             </w:r>
           </w:p>
         </w:tc>
         <w:tc>
           <w:tcPr>
-            <w:tcW w:w="0" w:type="auto"/>
+            <w:tcW w:w="1784" w:type="dxa"/>
+            <w:tcBorders>
+              <w:top w:val="single" w:color="auto" w:sz="4" w:space="0"/>
+              <w:left w:val="single" w:color="auto" w:sz="4" w:space="0"/>
+              <w:bottom w:val="single" w:color="auto" w:sz="12" w:space="0"/>
+              <w:right w:val="nil"/>
+            </w:tcBorders>
             <w:shd w:val="clear" w:color="auto" w:fill="auto"/>
+            <w:noWrap w:val="0"/>
             <w:tcMar>
               <w:top w:w="120" w:type="dxa"/>
               <w:left w:w="192" w:type="dxa"/>
@@ -2858,10 +4103,22 @@
             <w:pPr>
               <w:keepNext w:val="0"/>
               <w:keepLines w:val="0"/>
-              <w:widowControl/>
+              <w:pageBreakBefore w:val="0"/>
+              <w:widowControl w:val="0"/>
               <w:suppressLineNumbers w:val="0"/>
-              <w:spacing w:line="300" w:lineRule="atLeast"/>
-              <w:jc w:val="both"/>
+              <w:kinsoku w:val="0"/>
+              <w:wordWrap/>
+              <w:overflowPunct/>
+              <w:topLinePunct w:val="0"/>
+              <w:autoSpaceDE w:val="0"/>
+              <w:autoSpaceDN w:val="0"/>
+              <w:bidi w:val="0"/>
+              <w:adjustRightInd w:val="0"/>
+              <w:snapToGrid w:val="0"/>
+              <w:spacing w:line="240" w:lineRule="auto"/>
+              <w:ind w:left="0" w:leftChars="0" w:right="0" w:rightChars="0" w:firstLine="0" w:firstLineChars="0"/>
+              <w:jc w:val="center"/>
+              <w:textAlignment w:val="baseline"/>
               <w:rPr>
                 <w:rFonts w:hint="default" w:ascii="Segoe UI" w:hAnsi="Segoe UI" w:eastAsia="Segoe UI" w:cs="Segoe UI"/>
                 <w:i w:val="0"/>
@@ -2893,8 +4150,15 @@
         </w:tc>
         <w:tc>
           <w:tcPr>
-            <w:tcW w:w="0" w:type="auto"/>
+            <w:tcW w:w="1784" w:type="dxa"/>
+            <w:tcBorders>
+              <w:top w:val="single" w:color="auto" w:sz="4" w:space="0"/>
+              <w:left w:val="single" w:color="auto" w:sz="4" w:space="0"/>
+              <w:bottom w:val="single" w:color="auto" w:sz="12" w:space="0"/>
+              <w:right w:val="single" w:color="auto" w:sz="12" w:space="0"/>
+            </w:tcBorders>
             <w:shd w:val="clear" w:color="auto" w:fill="auto"/>
+            <w:noWrap w:val="0"/>
             <w:tcMar>
               <w:top w:w="120" w:type="dxa"/>
               <w:left w:w="192" w:type="dxa"/>
@@ -2907,10 +4171,22 @@
             <w:pPr>
               <w:keepNext w:val="0"/>
               <w:keepLines w:val="0"/>
-              <w:widowControl/>
+              <w:pageBreakBefore w:val="0"/>
+              <w:widowControl w:val="0"/>
               <w:suppressLineNumbers w:val="0"/>
-              <w:spacing w:line="300" w:lineRule="atLeast"/>
-              <w:jc w:val="both"/>
+              <w:kinsoku w:val="0"/>
+              <w:wordWrap/>
+              <w:overflowPunct/>
+              <w:topLinePunct w:val="0"/>
+              <w:autoSpaceDE w:val="0"/>
+              <w:autoSpaceDN w:val="0"/>
+              <w:bidi w:val="0"/>
+              <w:adjustRightInd w:val="0"/>
+              <w:snapToGrid w:val="0"/>
+              <w:spacing w:line="240" w:lineRule="auto"/>
+              <w:ind w:left="0" w:leftChars="0" w:right="0" w:rightChars="0" w:firstLine="0" w:firstLineChars="0"/>
+              <w:jc w:val="center"/>
+              <w:textAlignment w:val="baseline"/>
               <w:rPr>
                 <w:rFonts w:hint="default" w:ascii="Segoe UI" w:hAnsi="Segoe UI" w:eastAsia="Segoe UI" w:cs="Segoe UI"/>
                 <w:i w:val="0"/>
@@ -2936,124 +4212,7 @@
                 <w:szCs w:val="18"/>
                 <w:lang w:val="en-US" w:eastAsia="zh-CN"/>
               </w:rPr>
-              <w:t>96%</w:t>
-            </w:r>
-          </w:p>
-        </w:tc>
-        <w:tc>
-          <w:tcPr>
-            <w:tcW w:w="0" w:type="auto"/>
-            <w:shd w:val="clear" w:color="auto" w:fill="auto"/>
-            <w:tcMar>
-              <w:top w:w="120" w:type="dxa"/>
-              <w:left w:w="192" w:type="dxa"/>
-              <w:bottom w:w="120" w:type="dxa"/>
-              <w:right w:w="192" w:type="dxa"/>
-            </w:tcMar>
-            <w:vAlign w:val="center"/>
-          </w:tcPr>
-          <w:p>
-            <w:pPr>
-              <w:keepNext w:val="0"/>
-              <w:keepLines w:val="0"/>
-              <w:widowControl/>
-              <w:suppressLineNumbers w:val="0"/>
-              <w:spacing w:line="300" w:lineRule="atLeast"/>
-              <w:jc w:val="both"/>
-              <w:rPr>
-                <w:rFonts w:hint="default" w:ascii="Segoe UI" w:hAnsi="Segoe UI" w:eastAsia="Segoe UI" w:cs="Segoe UI"/>
-                <w:i w:val="0"/>
-                <w:iCs w:val="0"/>
-                <w:caps w:val="0"/>
-                <w:color w:val="0F1115"/>
-                <w:spacing w:val="0"/>
-                <w:sz w:val="18"/>
-                <w:szCs w:val="18"/>
-              </w:rPr>
-            </w:pPr>
-            <w:r>
-              <w:rPr>
-                <w:rFonts w:hint="default" w:ascii="Segoe UI" w:hAnsi="Segoe UI" w:eastAsia="Segoe UI" w:cs="Segoe UI"/>
-                <w:i w:val="0"/>
-                <w:iCs w:val="0"/>
-                <w:caps w:val="0"/>
-                <w:snapToGrid w:val="0"/>
-                <w:color w:val="000000"/>
-                <w:spacing w:val="0"/>
-                <w:kern w:val="0"/>
-                <w:sz w:val="18"/>
-                <w:szCs w:val="18"/>
-                <w:lang w:val="en-US" w:eastAsia="zh-CN"/>
-              </w:rPr>
               <w:t>100%</w:t>
-            </w:r>
-          </w:p>
-        </w:tc>
-        <w:tc>
-          <w:tcPr>
-            <w:tcW w:w="0" w:type="auto"/>
-            <w:shd w:val="clear" w:color="auto" w:fill="auto"/>
-            <w:tcMar>
-              <w:top w:w="120" w:type="dxa"/>
-              <w:left w:w="192" w:type="dxa"/>
-              <w:bottom w:w="120" w:type="dxa"/>
-              <w:right w:w="0" w:type="dxa"/>
-            </w:tcMar>
-            <w:vAlign w:val="center"/>
-          </w:tcPr>
-          <w:p>
-            <w:pPr>
-              <w:keepNext w:val="0"/>
-              <w:keepLines w:val="0"/>
-              <w:widowControl/>
-              <w:suppressLineNumbers w:val="0"/>
-              <w:spacing w:line="300" w:lineRule="atLeast"/>
-              <w:jc w:val="both"/>
-              <w:rPr>
-                <w:rFonts w:hint="default" w:ascii="Segoe UI" w:hAnsi="Segoe UI" w:eastAsia="Segoe UI" w:cs="Segoe UI"/>
-                <w:i w:val="0"/>
-                <w:iCs w:val="0"/>
-                <w:caps w:val="0"/>
-                <w:color w:val="0F1115"/>
-                <w:spacing w:val="0"/>
-                <w:sz w:val="18"/>
-                <w:szCs w:val="18"/>
-              </w:rPr>
-            </w:pPr>
-            <w:r>
-              <w:rPr>
-                <w:rStyle w:val="23"/>
-                <w:rFonts w:hint="default" w:ascii="Segoe UI" w:hAnsi="Segoe UI" w:eastAsia="Segoe UI" w:cs="Segoe UI"/>
-                <w:b/>
-                <w:bCs/>
-                <w:i w:val="0"/>
-                <w:iCs w:val="0"/>
-                <w:caps w:val="0"/>
-                <w:snapToGrid w:val="0"/>
-                <w:color w:val="000000"/>
-                <w:spacing w:val="0"/>
-                <w:kern w:val="0"/>
-                <w:sz w:val="18"/>
-                <w:szCs w:val="18"/>
-                <w:lang w:val="en-US" w:eastAsia="zh-CN"/>
-              </w:rPr>
-              <w:t>呈现显著上升并超越目标的积极趋势。</w:t>
-            </w:r>
-            <w:r>
-              <w:rPr>
-                <w:rFonts w:hint="default" w:ascii="Segoe UI" w:hAnsi="Segoe UI" w:eastAsia="Segoe UI" w:cs="Segoe UI"/>
-                <w:i w:val="0"/>
-                <w:iCs w:val="0"/>
-                <w:caps w:val="0"/>
-                <w:snapToGrid w:val="0"/>
-                <w:color w:val="000000"/>
-                <w:spacing w:val="0"/>
-                <w:kern w:val="0"/>
-                <w:sz w:val="18"/>
-                <w:szCs w:val="18"/>
-                <w:lang w:val="en-US" w:eastAsia="zh-CN"/>
-              </w:rPr>
-              <w:t> 前两季度稳定达标，第三季度实现100%的突破，直接反映了供应商管理优化、入库检测强化及在库保养措施的综合成效。可用率的提升直接转化为运维服务中断风险的降低。</w:t>
             </w:r>
           </w:p>
         </w:tc>
@@ -3062,7 +4221,20 @@
     <w:p>
       <w:pPr>
         <w:pStyle w:val="27"/>
+        <w:keepNext w:val="0"/>
+        <w:keepLines w:val="0"/>
+        <w:pageBreakBefore w:val="0"/>
+        <w:widowControl w:val="0"/>
+        <w:kinsoku w:val="0"/>
+        <w:wordWrap/>
+        <w:overflowPunct/>
+        <w:topLinePunct w:val="0"/>
+        <w:autoSpaceDE w:val="0"/>
+        <w:autoSpaceDN w:val="0"/>
         <w:bidi w:val="0"/>
+        <w:adjustRightInd w:val="0"/>
+        <w:snapToGrid w:val="0"/>
+        <w:textAlignment w:val="baseline"/>
         <w:rPr>
           <w:rFonts w:hint="default"/>
           <w:lang w:val="en-US"/>
@@ -3079,7 +4251,20 @@
     <w:p>
       <w:pPr>
         <w:pStyle w:val="27"/>
+        <w:keepNext w:val="0"/>
+        <w:keepLines w:val="0"/>
+        <w:pageBreakBefore w:val="0"/>
+        <w:widowControl w:val="0"/>
+        <w:kinsoku w:val="0"/>
+        <w:wordWrap/>
+        <w:overflowPunct/>
+        <w:topLinePunct w:val="0"/>
+        <w:autoSpaceDE w:val="0"/>
+        <w:autoSpaceDN w:val="0"/>
         <w:bidi w:val="0"/>
+        <w:adjustRightInd w:val="0"/>
+        <w:snapToGrid w:val="0"/>
+        <w:textAlignment w:val="baseline"/>
         <w:rPr>
           <w:rFonts w:hint="default"/>
           <w:lang w:val="en-US"/>
@@ -3090,13 +4275,26 @@
           <w:rFonts w:hint="default"/>
           <w:lang w:val="en-US"/>
         </w:rPr>
-        <w:t>高准确率（99%） 是达成和提升高可用率（100%） 的前提。精准的库存数据避免了“有账无物”的紧急缺料风险，使得备件支持计划得以可靠执行。</w:t>
+        <w:t>高准确率（99%）是达成和提升高可用率（100%）的前提。精准的库存数据避免了“有账无物”的紧急缺料风险，使得备件支持计划得以可靠执行。</w:t>
       </w:r>
     </w:p>
     <w:p>
       <w:pPr>
         <w:pStyle w:val="27"/>
+        <w:keepNext w:val="0"/>
+        <w:keepLines w:val="0"/>
+        <w:pageBreakBefore w:val="0"/>
+        <w:widowControl w:val="0"/>
+        <w:kinsoku w:val="0"/>
+        <w:wordWrap/>
+        <w:overflowPunct/>
+        <w:topLinePunct w:val="0"/>
+        <w:autoSpaceDE w:val="0"/>
+        <w:autoSpaceDN w:val="0"/>
         <w:bidi w:val="0"/>
+        <w:adjustRightInd w:val="0"/>
+        <w:snapToGrid w:val="0"/>
+        <w:textAlignment w:val="baseline"/>
         <w:rPr>
           <w:rFonts w:hint="default"/>
           <w:lang w:val="en-US"/>
@@ -3113,13 +4311,26 @@
     <w:p>
       <w:pPr>
         <w:pStyle w:val="26"/>
+        <w:keepNext w:val="0"/>
+        <w:keepLines w:val="0"/>
+        <w:pageBreakBefore w:val="0"/>
+        <w:widowControl w:val="0"/>
+        <w:kinsoku w:val="0"/>
+        <w:wordWrap/>
+        <w:overflowPunct/>
+        <w:topLinePunct w:val="0"/>
+        <w:autoSpaceDE w:val="0"/>
+        <w:autoSpaceDN w:val="0"/>
         <w:bidi w:val="0"/>
+        <w:adjustRightInd w:val="0"/>
+        <w:snapToGrid w:val="0"/>
+        <w:textAlignment w:val="baseline"/>
         <w:rPr>
           <w:rFonts w:hint="default"/>
           <w:lang w:val="en-US"/>
         </w:rPr>
       </w:pPr>
-      <w:bookmarkStart w:id="9" w:name="_Toc10750"/>
+      <w:bookmarkStart w:id="9" w:name="_Toc22469"/>
       <w:r>
         <w:rPr>
           <w:rFonts w:hint="default"/>
@@ -3132,7 +4343,20 @@
     <w:p>
       <w:pPr>
         <w:pStyle w:val="27"/>
+        <w:keepNext w:val="0"/>
+        <w:keepLines w:val="0"/>
+        <w:pageBreakBefore w:val="0"/>
+        <w:widowControl w:val="0"/>
+        <w:kinsoku w:val="0"/>
+        <w:wordWrap/>
+        <w:overflowPunct/>
+        <w:topLinePunct w:val="0"/>
+        <w:autoSpaceDE w:val="0"/>
+        <w:autoSpaceDN w:val="0"/>
         <w:bidi w:val="0"/>
+        <w:adjustRightInd w:val="0"/>
+        <w:snapToGrid w:val="0"/>
+        <w:textAlignment w:val="baseline"/>
         <w:rPr>
           <w:rFonts w:hint="default"/>
           <w:lang w:val="en-US"/>
@@ -3156,7 +4380,20 @@
     <w:p>
       <w:pPr>
         <w:pStyle w:val="27"/>
+        <w:keepNext w:val="0"/>
+        <w:keepLines w:val="0"/>
+        <w:pageBreakBefore w:val="0"/>
+        <w:widowControl w:val="0"/>
+        <w:kinsoku w:val="0"/>
+        <w:wordWrap/>
+        <w:overflowPunct/>
+        <w:topLinePunct w:val="0"/>
+        <w:autoSpaceDE w:val="0"/>
+        <w:autoSpaceDN w:val="0"/>
         <w:bidi w:val="0"/>
+        <w:adjustRightInd w:val="0"/>
+        <w:snapToGrid w:val="0"/>
+        <w:textAlignment w:val="baseline"/>
         <w:rPr>
           <w:rFonts w:hint="default"/>
           <w:lang w:val="en-US"/>
@@ -3167,13 +4404,26 @@
           <w:rFonts w:hint="default"/>
           <w:lang w:val="en-US"/>
         </w:rPr>
-        <w:t>快速响应保障： 针对医院自助终端、支付网关等关键设备，建立了专属的关键备件储备清单。当发生硬件故障时，能确保在SLA约定的时间内（通常为2-4小时）完成备件调配与现场更换，极大缩短了服务中断时长。</w:t>
+        <w:t>提升故障恢复速度：通过储备充电模块、通信板、计量单元等高故障率部件，确保在发生硬件故障时能够快速更换，显著缩短设备停机时间，支撑运维服务等级协议（SLA）达成。</w:t>
       </w:r>
     </w:p>
     <w:p>
       <w:pPr>
         <w:pStyle w:val="27"/>
+        <w:keepNext w:val="0"/>
+        <w:keepLines w:val="0"/>
+        <w:pageBreakBefore w:val="0"/>
+        <w:widowControl w:val="0"/>
+        <w:kinsoku w:val="0"/>
+        <w:wordWrap/>
+        <w:overflowPunct/>
+        <w:topLinePunct w:val="0"/>
+        <w:autoSpaceDE w:val="0"/>
+        <w:autoSpaceDN w:val="0"/>
         <w:bidi w:val="0"/>
+        <w:adjustRightInd w:val="0"/>
+        <w:snapToGrid w:val="0"/>
+        <w:textAlignment w:val="baseline"/>
         <w:rPr>
           <w:rFonts w:hint="default"/>
           <w:lang w:val="en-US"/>
@@ -3184,13 +4434,26 @@
           <w:rFonts w:hint="default"/>
           <w:lang w:val="en-US"/>
         </w:rPr>
-        <w:t>成本有效控制： 通过科学的采购计划和供应商协同，在保障可用性的同时，避免了该项目上不必要的备件冗余积压，实现了服务保障与成本控制的平衡。</w:t>
+        <w:t>保障系统稳定运行：针对配电系统、网络架构、安全防控等关键环节，储备断路器、交换机、传感器等备件，有效防范系统性运行风险，提升整体可用性。</w:t>
       </w:r>
     </w:p>
     <w:p>
       <w:pPr>
         <w:pStyle w:val="27"/>
+        <w:keepNext w:val="0"/>
+        <w:keepLines w:val="0"/>
+        <w:pageBreakBefore w:val="0"/>
+        <w:widowControl w:val="0"/>
+        <w:kinsoku w:val="0"/>
+        <w:wordWrap/>
+        <w:overflowPunct/>
+        <w:topLinePunct w:val="0"/>
+        <w:autoSpaceDE w:val="0"/>
+        <w:autoSpaceDN w:val="0"/>
         <w:bidi w:val="0"/>
+        <w:adjustRightInd w:val="0"/>
+        <w:snapToGrid w:val="0"/>
+        <w:textAlignment w:val="baseline"/>
         <w:rPr>
           <w:rFonts w:hint="default"/>
           <w:lang w:val="en-US"/>
@@ -3201,19 +4464,62 @@
           <w:rFonts w:hint="default"/>
           <w:lang w:val="en-US"/>
         </w:rPr>
-        <w:t>风险主动预防： 基于备件消耗数据的分析，能够预测某些易损部件的故障周期，从而在故障高发期前提前补充库存，变被动维修为主动预防。</w:t>
+        <w:t>实现成本可控的保障：通过科学的备件分级储备模型与供应商协同机制，在确保服务连续性的前提下，优化库存结构，避免资金沉淀与资源浪费。</w:t>
+      </w:r>
+    </w:p>
+    <w:p>
+      <w:pPr>
+        <w:pStyle w:val="27"/>
+        <w:keepNext w:val="0"/>
+        <w:keepLines w:val="0"/>
+        <w:pageBreakBefore w:val="0"/>
+        <w:widowControl w:val="0"/>
+        <w:kinsoku w:val="0"/>
+        <w:wordWrap/>
+        <w:overflowPunct/>
+        <w:topLinePunct w:val="0"/>
+        <w:autoSpaceDE w:val="0"/>
+        <w:autoSpaceDN w:val="0"/>
+        <w:bidi w:val="0"/>
+        <w:adjustRightInd w:val="0"/>
+        <w:snapToGrid w:val="0"/>
+        <w:textAlignment w:val="baseline"/>
+        <w:rPr>
+          <w:rFonts w:hint="default"/>
+          <w:lang w:val="en-US"/>
+        </w:rPr>
+      </w:pPr>
+      <w:r>
+        <w:rPr>
+          <w:rFonts w:hint="default"/>
+          <w:lang w:val="en-US"/>
+        </w:rPr>
+        <w:t>增强服务可靠性感知：高效、可预测的备件支持体系，增强了项目运营的稳健性与用户信任度，为充电服务的可持续发展提供底层支撑。</w:t>
       </w:r>
     </w:p>
     <w:p>
       <w:pPr>
         <w:pStyle w:val="26"/>
+        <w:keepNext w:val="0"/>
+        <w:keepLines w:val="0"/>
+        <w:pageBreakBefore w:val="0"/>
+        <w:widowControl w:val="0"/>
+        <w:kinsoku w:val="0"/>
+        <w:wordWrap/>
+        <w:overflowPunct/>
+        <w:topLinePunct w:val="0"/>
+        <w:autoSpaceDE w:val="0"/>
+        <w:autoSpaceDN w:val="0"/>
         <w:bidi w:val="0"/>
+        <w:adjustRightInd w:val="0"/>
+        <w:snapToGrid w:val="0"/>
+        <w:textAlignment w:val="baseline"/>
         <w:rPr>
           <w:rFonts w:hint="default"/>
           <w:lang w:val="en-US"/>
         </w:rPr>
       </w:pPr>
-      <w:bookmarkStart w:id="10" w:name="_Toc2881"/>
+      <w:bookmarkStart w:id="10" w:name="_Toc4525"/>
       <w:r>
         <w:rPr>
           <w:rFonts w:hint="default"/>
@@ -3226,7 +4532,20 @@
     <w:p>
       <w:pPr>
         <w:pStyle w:val="27"/>
+        <w:keepNext w:val="0"/>
+        <w:keepLines w:val="0"/>
+        <w:pageBreakBefore w:val="0"/>
+        <w:widowControl w:val="0"/>
+        <w:kinsoku w:val="0"/>
+        <w:wordWrap/>
+        <w:overflowPunct/>
+        <w:topLinePunct w:val="0"/>
+        <w:autoSpaceDE w:val="0"/>
+        <w:autoSpaceDN w:val="0"/>
         <w:bidi w:val="0"/>
+        <w:adjustRightInd w:val="0"/>
+        <w:snapToGrid w:val="0"/>
+        <w:textAlignment w:val="baseline"/>
         <w:rPr>
           <w:rFonts w:hint="default"/>
           <w:lang w:val="en-US"/>
@@ -3237,13 +4556,26 @@
           <w:rFonts w:hint="default"/>
           <w:lang w:val="en-US"/>
         </w:rPr>
-        <w:t>尽管当前取得了显著成效，公司仍致力于备件管理体系的持续精进：</w:t>
+        <w:t>推动管理智能化：探索引入RFID或二维码技术，实现备件出入库自动识别与数据同步，提升管理效率与准确性。</w:t>
       </w:r>
     </w:p>
     <w:p>
       <w:pPr>
         <w:pStyle w:val="27"/>
+        <w:keepNext w:val="0"/>
+        <w:keepLines w:val="0"/>
+        <w:pageBreakBefore w:val="0"/>
+        <w:widowControl w:val="0"/>
+        <w:kinsoku w:val="0"/>
+        <w:wordWrap/>
+        <w:overflowPunct/>
+        <w:topLinePunct w:val="0"/>
+        <w:autoSpaceDE w:val="0"/>
+        <w:autoSpaceDN w:val="0"/>
         <w:bidi w:val="0"/>
+        <w:adjustRightInd w:val="0"/>
+        <w:snapToGrid w:val="0"/>
+        <w:textAlignment w:val="baseline"/>
         <w:rPr>
           <w:rFonts w:hint="default"/>
           <w:lang w:val="en-US"/>
@@ -3254,27 +4586,26 @@
           <w:rFonts w:hint="default"/>
           <w:lang w:val="en-US"/>
         </w:rPr>
-        <w:t>智能化升级探索：计划</w:t>
-      </w:r>
-      <w:r>
-        <w:rPr>
-          <w:rFonts w:hint="eastAsia"/>
-          <w:lang w:val="en-US" w:eastAsia="zh-CN"/>
-        </w:rPr>
-        <w:t>下一阶段</w:t>
-      </w:r>
-      <w:r>
-        <w:rPr>
-          <w:rFonts w:hint="default"/>
-          <w:lang w:val="en-US"/>
-        </w:rPr>
-        <w:t>试点引入RFID或二维码技术，实现备件出入库的自动感知与数据采集，进一步提升盘点效率和准确性。</w:t>
+        <w:t>构建预测性备件模型：结合设备运行数据、故障历史与环境因素，开展关键部件寿命预测与备件需求分析，逐步实现从“被动响应”到“主动预防”的转变。</w:t>
       </w:r>
     </w:p>
     <w:p>
       <w:pPr>
         <w:pStyle w:val="27"/>
+        <w:keepNext w:val="0"/>
+        <w:keepLines w:val="0"/>
+        <w:pageBreakBefore w:val="0"/>
+        <w:widowControl w:val="0"/>
+        <w:kinsoku w:val="0"/>
+        <w:wordWrap/>
+        <w:overflowPunct/>
+        <w:topLinePunct w:val="0"/>
+        <w:autoSpaceDE w:val="0"/>
+        <w:autoSpaceDN w:val="0"/>
         <w:bidi w:val="0"/>
+        <w:adjustRightInd w:val="0"/>
+        <w:snapToGrid w:val="0"/>
+        <w:textAlignment w:val="baseline"/>
         <w:rPr>
           <w:rFonts w:hint="default"/>
           <w:lang w:val="en-US"/>
@@ -3285,36 +4616,32 @@
           <w:rFonts w:hint="default"/>
           <w:lang w:val="en-US"/>
         </w:rPr>
-        <w:t>** predictive Maintenance（预测性维护）集成：** 探索将设备监控数据与备件库存系统联动，基于设备健康状态预测备件需求，实现更精准的备件预测性采购。</w:t>
-      </w:r>
-    </w:p>
-    <w:p>
-      <w:pPr>
-        <w:pStyle w:val="27"/>
-        <w:bidi w:val="0"/>
-        <w:rPr>
-          <w:rFonts w:hint="default"/>
-          <w:lang w:val="en-US"/>
-        </w:rPr>
-      </w:pPr>
-      <w:r>
-        <w:rPr>
-          <w:rFonts w:hint="default"/>
-          <w:lang w:val="en-US"/>
-        </w:rPr>
-        <w:t>跨项目资源调剂平台建设： 研究建立公司级备件资源虚拟池，在合规前提下实现不同运维项目间备件的快速调剂与共享，提升整体资源利用效率。</w:t>
+        <w:t>探索区域化资源共享：在项目集群或区域范围内，研究建立备件资源协同调度机制，提升资源利用效率与跨项目应急支援能力。</w:t>
       </w:r>
     </w:p>
     <w:p>
       <w:pPr>
         <w:pStyle w:val="26"/>
+        <w:keepNext w:val="0"/>
+        <w:keepLines w:val="0"/>
+        <w:pageBreakBefore w:val="0"/>
+        <w:widowControl w:val="0"/>
+        <w:kinsoku w:val="0"/>
+        <w:wordWrap/>
+        <w:overflowPunct/>
+        <w:topLinePunct w:val="0"/>
+        <w:autoSpaceDE w:val="0"/>
+        <w:autoSpaceDN w:val="0"/>
         <w:bidi w:val="0"/>
+        <w:adjustRightInd w:val="0"/>
+        <w:snapToGrid w:val="0"/>
+        <w:textAlignment w:val="baseline"/>
         <w:rPr>
           <w:rFonts w:hint="default"/>
           <w:lang w:val="en-US"/>
         </w:rPr>
       </w:pPr>
-      <w:bookmarkStart w:id="11" w:name="_Toc31486"/>
+      <w:bookmarkStart w:id="11" w:name="_Toc20490"/>
       <w:r>
         <w:rPr>
           <w:rFonts w:hint="default"/>
@@ -3327,7 +4654,20 @@
     <w:p>
       <w:pPr>
         <w:pStyle w:val="27"/>
+        <w:keepNext w:val="0"/>
+        <w:keepLines w:val="0"/>
+        <w:pageBreakBefore w:val="0"/>
+        <w:widowControl w:val="0"/>
+        <w:kinsoku w:val="0"/>
+        <w:wordWrap/>
+        <w:overflowPunct/>
+        <w:topLinePunct w:val="0"/>
+        <w:autoSpaceDE w:val="0"/>
+        <w:autoSpaceDN w:val="0"/>
         <w:bidi w:val="0"/>
+        <w:adjustRightInd w:val="0"/>
+        <w:snapToGrid w:val="0"/>
+        <w:textAlignment w:val="baseline"/>
         <w:rPr>
           <w:rFonts w:hint="default" w:ascii="宋体" w:hAnsi="宋体" w:eastAsia="宋体" w:cs="宋体"/>
           <w:szCs w:val="28"/>
@@ -3353,17 +4693,24 @@
           <w:rFonts w:hint="default"/>
           <w:lang w:val="en-US"/>
         </w:rPr>
-        <w:t>，公司已成功构建了一套制度完善、流程规范、数据精准、响应高效的现代备品备件管理体系。核心绩效指标——库存数据准确率稳定于99%，备件可用率强势提升至100%——不仅全面达成并超越了既定管理目标，更从实质上转化为对客户运维服务，尤</w:t>
-      </w:r>
-      <w:r>
-        <w:rPr>
-          <w:rFonts w:hint="eastAsia"/>
-          <w:lang w:val="en-US" w:eastAsia="zh-CN"/>
-        </w:rPr>
-        <w:t>在</w:t>
+        <w:t>，公司已成功构建了一套制度完善、流</w:t>
       </w:r>
       <w:bookmarkStart w:id="12" w:name="_GoBack"/>
       <w:bookmarkEnd w:id="12"/>
+      <w:r>
+        <w:rPr>
+          <w:rFonts w:hint="default"/>
+          <w:lang w:val="en-US"/>
+        </w:rPr>
+        <w:t>程规范、数据精准、响应高效的现代备品备件管理体系。核心绩效指标——库存数据准确率稳定于99%，备件可用率强势提升至100%——不仅全面达成并超越了既定管理目标，更从实质上转化为对客户运维服务，尤</w:t>
+      </w:r>
+      <w:r>
+        <w:rPr>
+          <w:rFonts w:hint="eastAsia"/>
+          <w:lang w:val="en-US" w:eastAsia="zh-CN"/>
+        </w:rPr>
+        <w:t>在</w:t>
+      </w:r>
       <w:r>
         <w:rPr>
           <w:rFonts w:hint="default"/>
@@ -3481,7 +4828,7 @@
     </w:pPr>
     <w:r>
       <w:pict>
-        <v:shape id="_x0000_s2049" o:spid="_x0000_s2049" style="position:absolute;left:0pt;margin-left:52.55pt;margin-top:61.55pt;height:0.75pt;width:490.25pt;mso-position-horizontal-relative:page;mso-position-vertical-relative:page;z-index:251659264;mso-width-relative:page;mso-height-relative:page;" filled="f" stroked="t" coordsize="9805,15" o:allowincell="f" path="m0,7l9804,7e">
+        <v:shape id="_x0000_s4097" o:spid="_x0000_s4097" style="position:absolute;left:0pt;margin-left:52.55pt;margin-top:61.55pt;height:0.75pt;width:490.25pt;mso-position-horizontal-relative:page;mso-position-vertical-relative:page;z-index:251659264;mso-width-relative:page;mso-height-relative:page;" filled="f" stroked="t" coordsize="9805,15" o:allowincell="f" path="m0,7l9804,7e">
           <v:fill on="f" focussize="0,0"/>
           <v:stroke joinstyle="miter"/>
           <v:imagedata o:title=""/>
@@ -4881,7 +6228,7 @@
     <customSectPr/>
   </customSectProps>
   <customShpExts>
-    <customShpInfo spid="_x0000_s2049"/>
+    <customShpInfo spid="_x0000_s4097"/>
   </customShpExts>
 </s:customData>
 </file>

--- a/8.资源管理/2.运行记录类文件/080203-备品备件应用提升情况说明(截止2025年12月).docx
+++ b/8.资源管理/2.运行记录类文件/080203-备品备件应用提升情况说明(截止2025年12月).docx
@@ -39,7 +39,7 @@
         <w:snapToGrid w:val="0"/>
         <w:textAlignment w:val="baseline"/>
       </w:pPr>
-      <w:bookmarkStart w:id="0" w:name="_Toc4452"/>
+      <w:bookmarkStart w:id="0" w:name="_Toc22859"/>
       <w:r>
         <w:t>备品备件应用提升情况总结说明</w:t>
       </w:r>
@@ -83,7 +83,7 @@
         <w:snapToGrid w:val="0"/>
         <w:textAlignment w:val="baseline"/>
       </w:pPr>
-      <w:bookmarkStart w:id="1" w:name="_Toc10811"/>
+      <w:bookmarkStart w:id="1" w:name="_Toc11305"/>
       <w:r>
         <w:t>中达丰集团有限公司</w:t>
       </w:r>
@@ -206,7 +206,7 @@
           <w:szCs w:val="28"/>
         </w:rPr>
       </w:pPr>
-      <w:bookmarkStart w:id="2" w:name="_Toc12722"/>
+      <w:bookmarkStart w:id="2" w:name="_Toc32765"/>
       <w:r>
         <w:rPr>
           <w:rFonts w:ascii="宋体" w:hAnsi="宋体" w:eastAsia="宋体" w:cs="宋体"/>
@@ -1403,24 +1403,12 @@
         <w:p>
           <w:pPr>
             <w:pStyle w:val="16"/>
-            <w:keepNext w:val="0"/>
-            <w:keepLines w:val="0"/>
-            <w:pageBreakBefore w:val="0"/>
-            <w:widowControl w:val="0"/>
             <w:tabs>
               <w:tab w:val="right" w:leader="dot" w:pos="9806"/>
             </w:tabs>
-            <w:kinsoku w:val="0"/>
-            <w:wordWrap/>
-            <w:overflowPunct/>
-            <w:topLinePunct w:val="0"/>
-            <w:autoSpaceDE w:val="0"/>
-            <w:autoSpaceDN w:val="0"/>
-            <w:bidi w:val="0"/>
-            <w:adjustRightInd w:val="0"/>
-            <w:snapToGrid w:val="0"/>
-            <w:textAlignment w:val="baseline"/>
           </w:pPr>
+          <w:bookmarkStart w:id="12" w:name="_GoBack"/>
+          <w:bookmarkEnd w:id="12"/>
           <w:r>
             <w:fldChar w:fldCharType="begin"/>
           </w:r>
@@ -1434,7 +1422,7 @@
             <w:fldChar w:fldCharType="begin"/>
           </w:r>
           <w:r>
-            <w:instrText xml:space="preserve"> HYPERLINK \l _Toc4452 </w:instrText>
+            <w:instrText xml:space="preserve"> HYPERLINK \l _Toc22859 </w:instrText>
           </w:r>
           <w:r>
             <w:fldChar w:fldCharType="separate"/>
@@ -1449,7 +1437,7 @@
             <w:fldChar w:fldCharType="begin"/>
           </w:r>
           <w:r>
-            <w:instrText xml:space="preserve"> PAGEREF _Toc4452 \h </w:instrText>
+            <w:instrText xml:space="preserve"> PAGEREF _Toc22859 \h </w:instrText>
           </w:r>
           <w:r>
             <w:fldChar w:fldCharType="separate"/>
@@ -1467,29 +1455,15 @@
         <w:p>
           <w:pPr>
             <w:pStyle w:val="16"/>
-            <w:keepNext w:val="0"/>
-            <w:keepLines w:val="0"/>
-            <w:pageBreakBefore w:val="0"/>
-            <w:widowControl w:val="0"/>
             <w:tabs>
               <w:tab w:val="right" w:leader="dot" w:pos="9806"/>
             </w:tabs>
-            <w:kinsoku w:val="0"/>
-            <w:wordWrap/>
-            <w:overflowPunct/>
-            <w:topLinePunct w:val="0"/>
-            <w:autoSpaceDE w:val="0"/>
-            <w:autoSpaceDN w:val="0"/>
-            <w:bidi w:val="0"/>
-            <w:adjustRightInd w:val="0"/>
-            <w:snapToGrid w:val="0"/>
-            <w:textAlignment w:val="baseline"/>
           </w:pPr>
           <w:r>
             <w:fldChar w:fldCharType="begin"/>
           </w:r>
           <w:r>
-            <w:instrText xml:space="preserve"> HYPERLINK \l _Toc10811 </w:instrText>
+            <w:instrText xml:space="preserve"> HYPERLINK \l _Toc11305 </w:instrText>
           </w:r>
           <w:r>
             <w:fldChar w:fldCharType="separate"/>
@@ -1504,7 +1478,7 @@
             <w:fldChar w:fldCharType="begin"/>
           </w:r>
           <w:r>
-            <w:instrText xml:space="preserve"> PAGEREF _Toc10811 \h </w:instrText>
+            <w:instrText xml:space="preserve"> PAGEREF _Toc11305 \h </w:instrText>
           </w:r>
           <w:r>
             <w:fldChar w:fldCharType="separate"/>
@@ -1522,29 +1496,15 @@
         <w:p>
           <w:pPr>
             <w:pStyle w:val="16"/>
-            <w:keepNext w:val="0"/>
-            <w:keepLines w:val="0"/>
-            <w:pageBreakBefore w:val="0"/>
-            <w:widowControl w:val="0"/>
             <w:tabs>
               <w:tab w:val="right" w:leader="dot" w:pos="9806"/>
             </w:tabs>
-            <w:kinsoku w:val="0"/>
-            <w:wordWrap/>
-            <w:overflowPunct/>
-            <w:topLinePunct w:val="0"/>
-            <w:autoSpaceDE w:val="0"/>
-            <w:autoSpaceDN w:val="0"/>
-            <w:bidi w:val="0"/>
-            <w:adjustRightInd w:val="0"/>
-            <w:snapToGrid w:val="0"/>
-            <w:textAlignment w:val="baseline"/>
           </w:pPr>
           <w:r>
             <w:fldChar w:fldCharType="begin"/>
           </w:r>
           <w:r>
-            <w:instrText xml:space="preserve"> HYPERLINK \l _Toc12722 </w:instrText>
+            <w:instrText xml:space="preserve"> HYPERLINK \l _Toc32765 </w:instrText>
           </w:r>
           <w:r>
             <w:fldChar w:fldCharType="separate"/>
@@ -1564,7 +1524,7 @@
             <w:fldChar w:fldCharType="begin"/>
           </w:r>
           <w:r>
-            <w:instrText xml:space="preserve"> PAGEREF _Toc12722 \h </w:instrText>
+            <w:instrText xml:space="preserve"> PAGEREF _Toc32765 \h </w:instrText>
           </w:r>
           <w:r>
             <w:fldChar w:fldCharType="separate"/>
@@ -1582,29 +1542,15 @@
         <w:p>
           <w:pPr>
             <w:pStyle w:val="16"/>
-            <w:keepNext w:val="0"/>
-            <w:keepLines w:val="0"/>
-            <w:pageBreakBefore w:val="0"/>
-            <w:widowControl w:val="0"/>
             <w:tabs>
               <w:tab w:val="right" w:leader="dot" w:pos="9806"/>
             </w:tabs>
-            <w:kinsoku w:val="0"/>
-            <w:wordWrap/>
-            <w:overflowPunct/>
-            <w:topLinePunct w:val="0"/>
-            <w:autoSpaceDE w:val="0"/>
-            <w:autoSpaceDN w:val="0"/>
-            <w:bidi w:val="0"/>
-            <w:adjustRightInd w:val="0"/>
-            <w:snapToGrid w:val="0"/>
-            <w:textAlignment w:val="baseline"/>
           </w:pPr>
           <w:r>
             <w:fldChar w:fldCharType="begin"/>
           </w:r>
           <w:r>
-            <w:instrText xml:space="preserve"> HYPERLINK \l _Toc7494 </w:instrText>
+            <w:instrText xml:space="preserve"> HYPERLINK \l _Toc4908 </w:instrText>
           </w:r>
           <w:r>
             <w:fldChar w:fldCharType="separate"/>
@@ -1623,7 +1569,7 @@
             <w:fldChar w:fldCharType="begin"/>
           </w:r>
           <w:r>
-            <w:instrText xml:space="preserve"> PAGEREF _Toc7494 \h </w:instrText>
+            <w:instrText xml:space="preserve"> PAGEREF _Toc4908 \h </w:instrText>
           </w:r>
           <w:r>
             <w:fldChar w:fldCharType="separate"/>
@@ -1641,29 +1587,15 @@
         <w:p>
           <w:pPr>
             <w:pStyle w:val="16"/>
-            <w:keepNext w:val="0"/>
-            <w:keepLines w:val="0"/>
-            <w:pageBreakBefore w:val="0"/>
-            <w:widowControl w:val="0"/>
             <w:tabs>
               <w:tab w:val="right" w:leader="dot" w:pos="9806"/>
             </w:tabs>
-            <w:kinsoku w:val="0"/>
-            <w:wordWrap/>
-            <w:overflowPunct/>
-            <w:topLinePunct w:val="0"/>
-            <w:autoSpaceDE w:val="0"/>
-            <w:autoSpaceDN w:val="0"/>
-            <w:bidi w:val="0"/>
-            <w:adjustRightInd w:val="0"/>
-            <w:snapToGrid w:val="0"/>
-            <w:textAlignment w:val="baseline"/>
           </w:pPr>
           <w:r>
             <w:fldChar w:fldCharType="begin"/>
           </w:r>
           <w:r>
-            <w:instrText xml:space="preserve"> HYPERLINK \l _Toc11472 </w:instrText>
+            <w:instrText xml:space="preserve"> HYPERLINK \l _Toc4558 </w:instrText>
           </w:r>
           <w:r>
             <w:fldChar w:fldCharType="separate"/>
@@ -1682,7 +1614,7 @@
             <w:fldChar w:fldCharType="begin"/>
           </w:r>
           <w:r>
-            <w:instrText xml:space="preserve"> PAGEREF _Toc11472 \h </w:instrText>
+            <w:instrText xml:space="preserve"> PAGEREF _Toc4558 \h </w:instrText>
           </w:r>
           <w:r>
             <w:fldChar w:fldCharType="separate"/>
@@ -1700,29 +1632,15 @@
         <w:p>
           <w:pPr>
             <w:pStyle w:val="17"/>
-            <w:keepNext w:val="0"/>
-            <w:keepLines w:val="0"/>
-            <w:pageBreakBefore w:val="0"/>
-            <w:widowControl w:val="0"/>
             <w:tabs>
               <w:tab w:val="right" w:leader="dot" w:pos="9806"/>
             </w:tabs>
-            <w:kinsoku w:val="0"/>
-            <w:wordWrap/>
-            <w:overflowPunct/>
-            <w:topLinePunct w:val="0"/>
-            <w:autoSpaceDE w:val="0"/>
-            <w:autoSpaceDN w:val="0"/>
-            <w:bidi w:val="0"/>
-            <w:adjustRightInd w:val="0"/>
-            <w:snapToGrid w:val="0"/>
-            <w:textAlignment w:val="baseline"/>
           </w:pPr>
           <w:r>
             <w:fldChar w:fldCharType="begin"/>
           </w:r>
           <w:r>
-            <w:instrText xml:space="preserve"> HYPERLINK \l _Toc16077 </w:instrText>
+            <w:instrText xml:space="preserve"> HYPERLINK \l _Toc205 </w:instrText>
           </w:r>
           <w:r>
             <w:fldChar w:fldCharType="separate"/>
@@ -1732,7 +1650,7 @@
               <w:rFonts w:hint="default"/>
               <w:lang w:val="en-US"/>
             </w:rPr>
-            <w:t>2.1. 2.1 库存管理的规范化与可视化</w:t>
+            <w:t>2.1. 库存管理的规范化与可视化</w:t>
           </w:r>
           <w:r>
             <w:tab/>
@@ -1741,7 +1659,7 @@
             <w:fldChar w:fldCharType="begin"/>
           </w:r>
           <w:r>
-            <w:instrText xml:space="preserve"> PAGEREF _Toc16077 \h </w:instrText>
+            <w:instrText xml:space="preserve"> PAGEREF _Toc205 \h </w:instrText>
           </w:r>
           <w:r>
             <w:fldChar w:fldCharType="separate"/>
@@ -1759,29 +1677,15 @@
         <w:p>
           <w:pPr>
             <w:pStyle w:val="17"/>
-            <w:keepNext w:val="0"/>
-            <w:keepLines w:val="0"/>
-            <w:pageBreakBefore w:val="0"/>
-            <w:widowControl w:val="0"/>
             <w:tabs>
               <w:tab w:val="right" w:leader="dot" w:pos="9806"/>
             </w:tabs>
-            <w:kinsoku w:val="0"/>
-            <w:wordWrap/>
-            <w:overflowPunct/>
-            <w:topLinePunct w:val="0"/>
-            <w:autoSpaceDE w:val="0"/>
-            <w:autoSpaceDN w:val="0"/>
-            <w:bidi w:val="0"/>
-            <w:adjustRightInd w:val="0"/>
-            <w:snapToGrid w:val="0"/>
-            <w:textAlignment w:val="baseline"/>
           </w:pPr>
           <w:r>
             <w:fldChar w:fldCharType="begin"/>
           </w:r>
           <w:r>
-            <w:instrText xml:space="preserve"> HYPERLINK \l _Toc24760 </w:instrText>
+            <w:instrText xml:space="preserve"> HYPERLINK \l _Toc30927 </w:instrText>
           </w:r>
           <w:r>
             <w:fldChar w:fldCharType="separate"/>
@@ -1800,7 +1704,7 @@
             <w:fldChar w:fldCharType="begin"/>
           </w:r>
           <w:r>
-            <w:instrText xml:space="preserve"> PAGEREF _Toc24760 \h </w:instrText>
+            <w:instrText xml:space="preserve"> PAGEREF _Toc30927 \h </w:instrText>
           </w:r>
           <w:r>
             <w:fldChar w:fldCharType="separate"/>
@@ -1818,29 +1722,15 @@
         <w:p>
           <w:pPr>
             <w:pStyle w:val="17"/>
-            <w:keepNext w:val="0"/>
-            <w:keepLines w:val="0"/>
-            <w:pageBreakBefore w:val="0"/>
-            <w:widowControl w:val="0"/>
             <w:tabs>
               <w:tab w:val="right" w:leader="dot" w:pos="9806"/>
             </w:tabs>
-            <w:kinsoku w:val="0"/>
-            <w:wordWrap/>
-            <w:overflowPunct/>
-            <w:topLinePunct w:val="0"/>
-            <w:autoSpaceDE w:val="0"/>
-            <w:autoSpaceDN w:val="0"/>
-            <w:bidi w:val="0"/>
-            <w:adjustRightInd w:val="0"/>
-            <w:snapToGrid w:val="0"/>
-            <w:textAlignment w:val="baseline"/>
           </w:pPr>
           <w:r>
             <w:fldChar w:fldCharType="begin"/>
           </w:r>
           <w:r>
-            <w:instrText xml:space="preserve"> HYPERLINK \l _Toc26181 </w:instrText>
+            <w:instrText xml:space="preserve"> HYPERLINK \l _Toc28859 </w:instrText>
           </w:r>
           <w:r>
             <w:fldChar w:fldCharType="separate"/>
@@ -1859,7 +1749,7 @@
             <w:fldChar w:fldCharType="begin"/>
           </w:r>
           <w:r>
-            <w:instrText xml:space="preserve"> PAGEREF _Toc26181 \h </w:instrText>
+            <w:instrText xml:space="preserve"> PAGEREF _Toc28859 \h </w:instrText>
           </w:r>
           <w:r>
             <w:fldChar w:fldCharType="separate"/>
@@ -1877,29 +1767,15 @@
         <w:p>
           <w:pPr>
             <w:pStyle w:val="16"/>
-            <w:keepNext w:val="0"/>
-            <w:keepLines w:val="0"/>
-            <w:pageBreakBefore w:val="0"/>
-            <w:widowControl w:val="0"/>
             <w:tabs>
               <w:tab w:val="right" w:leader="dot" w:pos="9806"/>
             </w:tabs>
-            <w:kinsoku w:val="0"/>
-            <w:wordWrap/>
-            <w:overflowPunct/>
-            <w:topLinePunct w:val="0"/>
-            <w:autoSpaceDE w:val="0"/>
-            <w:autoSpaceDN w:val="0"/>
-            <w:bidi w:val="0"/>
-            <w:adjustRightInd w:val="0"/>
-            <w:snapToGrid w:val="0"/>
-            <w:textAlignment w:val="baseline"/>
           </w:pPr>
           <w:r>
             <w:fldChar w:fldCharType="begin"/>
           </w:r>
           <w:r>
-            <w:instrText xml:space="preserve"> HYPERLINK \l _Toc31454 </w:instrText>
+            <w:instrText xml:space="preserve"> HYPERLINK \l _Toc7246 </w:instrText>
           </w:r>
           <w:r>
             <w:fldChar w:fldCharType="separate"/>
@@ -1909,7 +1785,7 @@
               <w:rFonts w:hint="default"/>
               <w:lang w:val="en-US"/>
             </w:rPr>
-            <w:t>3. 核心绩效指标达成情况深度分析</w:t>
+            <w:t>3. 核心绩效指标达成情况</w:t>
           </w:r>
           <w:r>
             <w:tab/>
@@ -1918,7 +1794,7 @@
             <w:fldChar w:fldCharType="begin"/>
           </w:r>
           <w:r>
-            <w:instrText xml:space="preserve"> PAGEREF _Toc31454 \h </w:instrText>
+            <w:instrText xml:space="preserve"> PAGEREF _Toc7246 \h </w:instrText>
           </w:r>
           <w:r>
             <w:fldChar w:fldCharType="separate"/>
@@ -1936,29 +1812,15 @@
         <w:p>
           <w:pPr>
             <w:pStyle w:val="16"/>
-            <w:keepNext w:val="0"/>
-            <w:keepLines w:val="0"/>
-            <w:pageBreakBefore w:val="0"/>
-            <w:widowControl w:val="0"/>
             <w:tabs>
               <w:tab w:val="right" w:leader="dot" w:pos="9806"/>
             </w:tabs>
-            <w:kinsoku w:val="0"/>
-            <w:wordWrap/>
-            <w:overflowPunct/>
-            <w:topLinePunct w:val="0"/>
-            <w:autoSpaceDE w:val="0"/>
-            <w:autoSpaceDN w:val="0"/>
-            <w:bidi w:val="0"/>
-            <w:adjustRightInd w:val="0"/>
-            <w:snapToGrid w:val="0"/>
-            <w:textAlignment w:val="baseline"/>
           </w:pPr>
           <w:r>
             <w:fldChar w:fldCharType="begin"/>
           </w:r>
           <w:r>
-            <w:instrText xml:space="preserve"> HYPERLINK \l _Toc22469 </w:instrText>
+            <w:instrText xml:space="preserve"> HYPERLINK \l _Toc1535 </w:instrText>
           </w:r>
           <w:r>
             <w:fldChar w:fldCharType="separate"/>
@@ -1977,7 +1839,7 @@
             <w:fldChar w:fldCharType="begin"/>
           </w:r>
           <w:r>
-            <w:instrText xml:space="preserve"> PAGEREF _Toc22469 \h </w:instrText>
+            <w:instrText xml:space="preserve"> PAGEREF _Toc1535 \h </w:instrText>
           </w:r>
           <w:r>
             <w:fldChar w:fldCharType="separate"/>
@@ -1995,29 +1857,15 @@
         <w:p>
           <w:pPr>
             <w:pStyle w:val="16"/>
-            <w:keepNext w:val="0"/>
-            <w:keepLines w:val="0"/>
-            <w:pageBreakBefore w:val="0"/>
-            <w:widowControl w:val="0"/>
             <w:tabs>
               <w:tab w:val="right" w:leader="dot" w:pos="9806"/>
             </w:tabs>
-            <w:kinsoku w:val="0"/>
-            <w:wordWrap/>
-            <w:overflowPunct/>
-            <w:topLinePunct w:val="0"/>
-            <w:autoSpaceDE w:val="0"/>
-            <w:autoSpaceDN w:val="0"/>
-            <w:bidi w:val="0"/>
-            <w:adjustRightInd w:val="0"/>
-            <w:snapToGrid w:val="0"/>
-            <w:textAlignment w:val="baseline"/>
           </w:pPr>
           <w:r>
             <w:fldChar w:fldCharType="begin"/>
           </w:r>
           <w:r>
-            <w:instrText xml:space="preserve"> HYPERLINK \l _Toc4525 </w:instrText>
+            <w:instrText xml:space="preserve"> HYPERLINK \l _Toc20570 </w:instrText>
           </w:r>
           <w:r>
             <w:fldChar w:fldCharType="separate"/>
@@ -2036,13 +1884,13 @@
             <w:fldChar w:fldCharType="begin"/>
           </w:r>
           <w:r>
-            <w:instrText xml:space="preserve"> PAGEREF _Toc4525 \h </w:instrText>
+            <w:instrText xml:space="preserve"> PAGEREF _Toc20570 \h </w:instrText>
           </w:r>
           <w:r>
             <w:fldChar w:fldCharType="separate"/>
           </w:r>
           <w:r>
-            <w:t>6</w:t>
+            <w:t>5</w:t>
           </w:r>
           <w:r>
             <w:fldChar w:fldCharType="end"/>
@@ -2054,29 +1902,15 @@
         <w:p>
           <w:pPr>
             <w:pStyle w:val="16"/>
-            <w:keepNext w:val="0"/>
-            <w:keepLines w:val="0"/>
-            <w:pageBreakBefore w:val="0"/>
-            <w:widowControl w:val="0"/>
             <w:tabs>
               <w:tab w:val="right" w:leader="dot" w:pos="9806"/>
             </w:tabs>
-            <w:kinsoku w:val="0"/>
-            <w:wordWrap/>
-            <w:overflowPunct/>
-            <w:topLinePunct w:val="0"/>
-            <w:autoSpaceDE w:val="0"/>
-            <w:autoSpaceDN w:val="0"/>
-            <w:bidi w:val="0"/>
-            <w:adjustRightInd w:val="0"/>
-            <w:snapToGrid w:val="0"/>
-            <w:textAlignment w:val="baseline"/>
           </w:pPr>
           <w:r>
             <w:fldChar w:fldCharType="begin"/>
           </w:r>
           <w:r>
-            <w:instrText xml:space="preserve"> HYPERLINK \l _Toc20490 </w:instrText>
+            <w:instrText xml:space="preserve"> HYPERLINK \l _Toc13554 </w:instrText>
           </w:r>
           <w:r>
             <w:fldChar w:fldCharType="separate"/>
@@ -2095,7 +1929,7 @@
             <w:fldChar w:fldCharType="begin"/>
           </w:r>
           <w:r>
-            <w:instrText xml:space="preserve"> PAGEREF _Toc20490 \h </w:instrText>
+            <w:instrText xml:space="preserve"> PAGEREF _Toc13554 \h </w:instrText>
           </w:r>
           <w:r>
             <w:fldChar w:fldCharType="separate"/>
@@ -2204,7 +2038,7 @@
           <w:lang w:val="en-US"/>
         </w:rPr>
       </w:pPr>
-      <w:bookmarkStart w:id="3" w:name="_Toc7494"/>
+      <w:bookmarkStart w:id="3" w:name="_Toc4908"/>
       <w:r>
         <w:rPr>
           <w:rFonts w:hint="default"/>
@@ -2296,7 +2130,7 @@
           <w:lang w:val="en-US"/>
         </w:rPr>
       </w:pPr>
-      <w:bookmarkStart w:id="4" w:name="_Toc11472"/>
+      <w:bookmarkStart w:id="4" w:name="_Toc4558"/>
       <w:r>
         <w:rPr>
           <w:rFonts w:hint="default"/>
@@ -2328,7 +2162,7 @@
           <w:lang w:val="en-US"/>
         </w:rPr>
       </w:pPr>
-      <w:bookmarkStart w:id="5" w:name="_Toc16077"/>
+      <w:bookmarkStart w:id="5" w:name="_Toc205"/>
       <w:r>
         <w:rPr>
           <w:rFonts w:hint="default"/>
@@ -2450,7 +2284,7 @@
           <w:lang w:val="en-US"/>
         </w:rPr>
       </w:pPr>
-      <w:bookmarkStart w:id="6" w:name="_Toc24760"/>
+      <w:bookmarkStart w:id="6" w:name="_Toc30927"/>
       <w:r>
         <w:rPr>
           <w:rFonts w:hint="default"/>
@@ -2572,7 +2406,7 @@
           <w:lang w:val="en-US"/>
         </w:rPr>
       </w:pPr>
-      <w:bookmarkStart w:id="7" w:name="_Toc26181"/>
+      <w:bookmarkStart w:id="7" w:name="_Toc28859"/>
       <w:r>
         <w:rPr>
           <w:rFonts w:hint="default"/>
@@ -2694,7 +2528,7 @@
           <w:lang w:val="en-US"/>
         </w:rPr>
       </w:pPr>
-      <w:bookmarkStart w:id="8" w:name="_Toc31454"/>
+      <w:bookmarkStart w:id="8" w:name="_Toc7246"/>
       <w:r>
         <w:rPr>
           <w:rFonts w:hint="default"/>
@@ -3342,6 +3176,7 @@
             <w:insideH w:val="none" w:color="auto" w:sz="4" w:space="0"/>
             <w:insideV w:val="none" w:color="auto" w:sz="4" w:space="0"/>
           </w:tblBorders>
+          <w:shd w:val="clear" w:color="auto" w:fill="auto"/>
           <w:tblCellMar>
             <w:top w:w="15" w:type="dxa"/>
             <w:left w:w="15" w:type="dxa"/>
@@ -4330,7 +4165,7 @@
           <w:lang w:val="en-US"/>
         </w:rPr>
       </w:pPr>
-      <w:bookmarkStart w:id="9" w:name="_Toc22469"/>
+      <w:bookmarkStart w:id="9" w:name="_Toc1535"/>
       <w:r>
         <w:rPr>
           <w:rFonts w:hint="default"/>
@@ -4519,7 +4354,7 @@
           <w:lang w:val="en-US"/>
         </w:rPr>
       </w:pPr>
-      <w:bookmarkStart w:id="10" w:name="_Toc4525"/>
+      <w:bookmarkStart w:id="10" w:name="_Toc20570"/>
       <w:r>
         <w:rPr>
           <w:rFonts w:hint="default"/>
@@ -4641,7 +4476,7 @@
           <w:lang w:val="en-US"/>
         </w:rPr>
       </w:pPr>
-      <w:bookmarkStart w:id="11" w:name="_Toc20490"/>
+      <w:bookmarkStart w:id="11" w:name="_Toc13554"/>
       <w:r>
         <w:rPr>
           <w:rFonts w:hint="default"/>
@@ -4693,16 +4528,7 @@
           <w:rFonts w:hint="default"/>
           <w:lang w:val="en-US"/>
         </w:rPr>
-        <w:t>，公司已成功构建了一套制度完善、流</w:t>
-      </w:r>
-      <w:bookmarkStart w:id="12" w:name="_GoBack"/>
-      <w:bookmarkEnd w:id="12"/>
-      <w:r>
-        <w:rPr>
-          <w:rFonts w:hint="default"/>
-          <w:lang w:val="en-US"/>
-        </w:rPr>
-        <w:t>程规范、数据精准、响应高效的现代备品备件管理体系。核心绩效指标——库存数据准确率稳定于99%，备件可用率强势提升至100%——不仅全面达成并超越了既定管理目标，更从实质上转化为对客户运维服务，尤</w:t>
+        <w:t>，公司已成功构建了一套制度完善、流程规范、数据精准、响应高效的现代备品备件管理体系。核心绩效指标——库存数据准确率稳定于99%，备件可用率强势提升至100%——不仅全面达成并超越了既定管理目标，更从实质上转化为对客户运维服务，尤</w:t>
       </w:r>
       <w:r>
         <w:rPr>
